--- a/flower_backend/doctypes/BC.docx
+++ b/flower_backend/doctypes/BC.docx
@@ -82,10 +82,9 @@
           <w:color w:val="365f91"/>
           <w:sz w:val="38"/>
           <w:szCs w:val="38"/>
-          <w:highlight w:val="yellow"/>
-          <w:rtl w:val="0"/>
-        </w:rPr>
-        <w:t xml:space="preserve">BC_21XXX</w:t>
+          <w:rtl w:val="0"/>
+        </w:rPr>
+        <w:t xml:space="preserve">BC_{{ etude.number }}</w:t>
       </w:r>
       <w:r>
         <w:rPr>
@@ -112,7 +111,21 @@
           <w:szCs w:val="14"/>
           <w:rtl w:val="0"/>
         </w:rPr>
-        <w:t xml:space="preserve">Référence de la Convention Cadre liée : CCa_21XXX</w:t>
+        <w:t xml:space="preserve">Référence de la Convention Cadre liée : CCa_</w:t>
+      </w:r>
+      <w:r>
+        <w:rPr>
+          <w:rFonts w:ascii="Montserrat" w:cs="Montserrat" w:eastAsia="Montserrat" w:hAnsi="Montserrat"/>
+          <w:sz w:val="14"/>
+          <w:szCs w:val="14"/>
+          <w:rtl w:val="0"/>
+        </w:rPr>
+        <w:t xml:space="preserve">{{ etude.number }}</w:t>
+      </w:r>
+      <w:r>
+        <w:rPr>
+          <w:rtl w:val="0"/>
+        </w:rPr>
       </w:r>
     </w:p>
     <w:p>
@@ -164,7 +177,7 @@
           <w:szCs w:val="14"/>
           <w:rtl w:val="0"/>
         </w:rPr>
-        <w:t xml:space="preserve">{{ param('nom') }}</w:t>
+        <w:t xml:space="preserve">{{ param('je_name') }}</w:t>
       </w:r>
       <w:r>
         <w:rPr>
@@ -214,7 +227,7 @@
           <w:szCs w:val="14"/>
           <w:rtl w:val="0"/>
         </w:rPr>
-        <w:t xml:space="preserve">{{ param('adresse') }}</w:t>
+        <w:t xml:space="preserve">{{ param('je_address') }}</w:t>
       </w:r>
     </w:p>
     <w:p>
@@ -255,7 +268,7 @@
           <w:szCs w:val="14"/>
           <w:rtl w:val="0"/>
         </w:rPr>
-        <w:t xml:space="preserve">son président {{ param('presidentPrenom') }} {{ param('presidentNom') }}</w:t>
+        <w:t xml:space="preserve">son président {{ param('president_firstname’) }} {{ param('president_lastname') }}</w:t>
       </w:r>
     </w:p>
     <w:p>
@@ -298,7 +311,7 @@
           <w:szCs w:val="14"/>
           <w:rtl w:val="0"/>
         </w:rPr>
-        <w:t xml:space="preserve">{{ param('nom') }}</w:t>
+        <w:t xml:space="preserve">{{ param('je_name') }}</w:t>
       </w:r>
     </w:p>
     <w:p>
@@ -364,7 +377,7 @@
           <w:szCs w:val="14"/>
           <w:rtl w:val="0"/>
         </w:rPr>
-        <w:t xml:space="preserve">{{ etude.prospect.nom }}</w:t>
+        <w:t xml:space="preserve">{{ etude.prospect.name }}</w:t>
       </w:r>
       <w:r>
         <w:rPr>
@@ -400,7 +413,7 @@
           <w:szCs w:val="14"/>
           <w:rtl w:val="0"/>
         </w:rPr>
-        <w:t xml:space="preserve"> {{ etude.prospect.adresse }}</w:t>
+        <w:t xml:space="preserve"> {{ etude.prospect.address }}</w:t>
       </w:r>
     </w:p>
     <w:p>
@@ -421,7 +434,7 @@
           <w:szCs w:val="14"/>
           <w:rtl w:val="0"/>
         </w:rPr>
-        <w:t xml:space="preserve">{{ etude.prospect.codePostal }} {{ etude.prospect.ville }}</w:t>
+        <w:t xml:space="preserve">{{ etude.prospect.postcode }} {{ etude.prospect.town }}</w:t>
       </w:r>
     </w:p>
     <w:p>
@@ -453,7 +466,7 @@
           <w:szCs w:val="14"/>
           <w:rtl w:val="0"/>
         </w:rPr>
-        <w:t xml:space="preserve"> {{ etude.cc.signataire2.nomFormel }}</w:t>
+        <w:t xml:space="preserve"> {{ etude.ce.signer2 }}</w:t>
       </w:r>
       <w:r>
         <w:rPr>
@@ -464,7 +477,7 @@
           <w:szCs w:val="14"/>
           <w:rtl w:val="0"/>
         </w:rPr>
-        <w:t xml:space="preserve">, {{ etude.cc.signataire2.poste }}</w:t>
+        <w:t xml:space="preserve">, {{ etude.ce.signer2.poste }}</w:t>
       </w:r>
       <w:r>
         <w:rPr>
@@ -541,23 +554,52 @@
     </w:p>
     <w:p>
       <w:pPr>
-        <w:pStyle w:val="Heading1"/>
+        <w:keepNext w:val="1"/>
+        <w:keepLines w:val="0"/>
+        <w:pageBreakBefore w:val="0"/>
+        <w:widowControl w:val="1"/>
         <w:numPr>
           <w:ilvl w:val="0"/>
           <w:numId w:val="2"/>
         </w:numPr>
-        <w:ind w:left="432" w:hanging="360"/>
-        <w:rPr>
-          <w:rFonts w:ascii="Montserrat" w:cs="Montserrat" w:eastAsia="Montserrat" w:hAnsi="Montserrat"/>
+        <w:pBdr>
+          <w:top w:space="0" w:sz="0" w:val="nil"/>
+          <w:left w:space="0" w:sz="0" w:val="nil"/>
+          <w:bottom w:color="bfbfbf" w:space="1" w:sz="8" w:val="single"/>
+          <w:right w:space="0" w:sz="0" w:val="nil"/>
+          <w:between w:space="0" w:sz="0" w:val="nil"/>
+        </w:pBdr>
+        <w:shd w:fill="auto" w:val="clear"/>
+        <w:spacing w:after="240" w:before="0" w:line="276" w:lineRule="auto"/>
+        <w:ind w:left="432" w:right="0" w:hanging="360"/>
+        <w:jc w:val="both"/>
+        <w:rPr>
+          <w:rFonts w:ascii="Montserrat" w:cs="Montserrat" w:eastAsia="Montserrat" w:hAnsi="Montserrat"/>
+          <w:b w:val="1"/>
+          <w:i w:val="0"/>
+          <w:smallCaps w:val="0"/>
+          <w:strike w:val="0"/>
+          <w:color w:val="365f91"/>
           <w:sz w:val="22"/>
           <w:szCs w:val="22"/>
-        </w:rPr>
-      </w:pPr>
-      <w:r>
-        <w:rPr>
-          <w:rFonts w:ascii="Montserrat" w:cs="Montserrat" w:eastAsia="Montserrat" w:hAnsi="Montserrat"/>
+          <w:u w:val="none"/>
+          <w:shd w:fill="auto" w:val="clear"/>
+          <w:vertAlign w:val="baseline"/>
+        </w:rPr>
+      </w:pPr>
+      <w:r>
+        <w:rPr>
+          <w:rFonts w:ascii="Montserrat" w:cs="Montserrat" w:eastAsia="Montserrat" w:hAnsi="Montserrat"/>
+          <w:b w:val="1"/>
+          <w:i w:val="0"/>
+          <w:smallCaps w:val="0"/>
+          <w:strike w:val="0"/>
+          <w:color w:val="365f91"/>
           <w:sz w:val="22"/>
           <w:szCs w:val="22"/>
+          <w:u w:val="none"/>
+          <w:shd w:fill="auto" w:val="clear"/>
+          <w:vertAlign w:val="baseline"/>
           <w:rtl w:val="0"/>
         </w:rPr>
         <w:t xml:space="preserve">Contexte et objectifs de l’étude</w:t>
@@ -663,23 +705,52 @@
     </w:p>
     <w:p>
       <w:pPr>
-        <w:pStyle w:val="Heading1"/>
+        <w:keepNext w:val="1"/>
+        <w:keepLines w:val="0"/>
+        <w:pageBreakBefore w:val="0"/>
+        <w:widowControl w:val="1"/>
         <w:numPr>
           <w:ilvl w:val="0"/>
           <w:numId w:val="2"/>
         </w:numPr>
-        <w:ind w:left="432" w:hanging="360"/>
-        <w:rPr>
-          <w:rFonts w:ascii="Montserrat" w:cs="Montserrat" w:eastAsia="Montserrat" w:hAnsi="Montserrat"/>
+        <w:pBdr>
+          <w:top w:space="0" w:sz="0" w:val="nil"/>
+          <w:left w:space="0" w:sz="0" w:val="nil"/>
+          <w:bottom w:color="bfbfbf" w:space="1" w:sz="8" w:val="single"/>
+          <w:right w:space="0" w:sz="0" w:val="nil"/>
+          <w:between w:space="0" w:sz="0" w:val="nil"/>
+        </w:pBdr>
+        <w:shd w:fill="auto" w:val="clear"/>
+        <w:spacing w:after="240" w:before="0" w:line="276" w:lineRule="auto"/>
+        <w:ind w:left="432" w:right="0" w:hanging="360"/>
+        <w:jc w:val="both"/>
+        <w:rPr>
+          <w:rFonts w:ascii="Montserrat" w:cs="Montserrat" w:eastAsia="Montserrat" w:hAnsi="Montserrat"/>
+          <w:b w:val="1"/>
+          <w:i w:val="0"/>
+          <w:smallCaps w:val="0"/>
+          <w:strike w:val="0"/>
+          <w:color w:val="365f91"/>
           <w:sz w:val="22"/>
           <w:szCs w:val="22"/>
-        </w:rPr>
-      </w:pPr>
-      <w:r>
-        <w:rPr>
-          <w:rFonts w:ascii="Montserrat" w:cs="Montserrat" w:eastAsia="Montserrat" w:hAnsi="Montserrat"/>
+          <w:u w:val="none"/>
+          <w:shd w:fill="auto" w:val="clear"/>
+          <w:vertAlign w:val="baseline"/>
+        </w:rPr>
+      </w:pPr>
+      <w:r>
+        <w:rPr>
+          <w:rFonts w:ascii="Montserrat" w:cs="Montserrat" w:eastAsia="Montserrat" w:hAnsi="Montserrat"/>
+          <w:b w:val="1"/>
+          <w:i w:val="0"/>
+          <w:smallCaps w:val="0"/>
+          <w:strike w:val="0"/>
+          <w:color w:val="365f91"/>
           <w:sz w:val="22"/>
           <w:szCs w:val="22"/>
+          <w:u w:val="none"/>
+          <w:shd w:fill="auto" w:val="clear"/>
+          <w:vertAlign w:val="baseline"/>
           <w:rtl w:val="0"/>
         </w:rPr>
         <w:t xml:space="preserve">Cahier des charges</w:t>
@@ -721,23 +792,52 @@
     </w:p>
     <w:p>
       <w:pPr>
-        <w:pStyle w:val="Heading1"/>
+        <w:keepNext w:val="1"/>
+        <w:keepLines w:val="0"/>
+        <w:pageBreakBefore w:val="0"/>
+        <w:widowControl w:val="1"/>
         <w:numPr>
           <w:ilvl w:val="0"/>
           <w:numId w:val="2"/>
         </w:numPr>
-        <w:ind w:left="432" w:hanging="360"/>
-        <w:rPr>
-          <w:rFonts w:ascii="Montserrat" w:cs="Montserrat" w:eastAsia="Montserrat" w:hAnsi="Montserrat"/>
+        <w:pBdr>
+          <w:top w:space="0" w:sz="0" w:val="nil"/>
+          <w:left w:space="0" w:sz="0" w:val="nil"/>
+          <w:bottom w:color="bfbfbf" w:space="1" w:sz="8" w:val="single"/>
+          <w:right w:space="0" w:sz="0" w:val="nil"/>
+          <w:between w:space="0" w:sz="0" w:val="nil"/>
+        </w:pBdr>
+        <w:shd w:fill="auto" w:val="clear"/>
+        <w:spacing w:after="240" w:before="0" w:line="276" w:lineRule="auto"/>
+        <w:ind w:left="432" w:right="0" w:hanging="360"/>
+        <w:jc w:val="both"/>
+        <w:rPr>
+          <w:rFonts w:ascii="Montserrat" w:cs="Montserrat" w:eastAsia="Montserrat" w:hAnsi="Montserrat"/>
+          <w:b w:val="1"/>
+          <w:i w:val="0"/>
+          <w:smallCaps w:val="0"/>
+          <w:strike w:val="0"/>
+          <w:color w:val="365f91"/>
           <w:sz w:val="22"/>
           <w:szCs w:val="22"/>
-        </w:rPr>
-      </w:pPr>
-      <w:r>
-        <w:rPr>
-          <w:rFonts w:ascii="Montserrat" w:cs="Montserrat" w:eastAsia="Montserrat" w:hAnsi="Montserrat"/>
+          <w:u w:val="none"/>
+          <w:shd w:fill="auto" w:val="clear"/>
+          <w:vertAlign w:val="baseline"/>
+        </w:rPr>
+      </w:pPr>
+      <w:r>
+        <w:rPr>
+          <w:rFonts w:ascii="Montserrat" w:cs="Montserrat" w:eastAsia="Montserrat" w:hAnsi="Montserrat"/>
+          <w:b w:val="1"/>
+          <w:i w:val="0"/>
+          <w:smallCaps w:val="0"/>
+          <w:strike w:val="0"/>
+          <w:color w:val="365f91"/>
           <w:sz w:val="22"/>
           <w:szCs w:val="22"/>
+          <w:u w:val="none"/>
+          <w:shd w:fill="auto" w:val="clear"/>
+          <w:vertAlign w:val="baseline"/>
           <w:rtl w:val="0"/>
         </w:rPr>
         <w:t xml:space="preserve">Méthodologies employées</w:t>
@@ -791,19 +891,48 @@
     </w:p>
     <w:p>
       <w:pPr>
-        <w:pStyle w:val="Heading3"/>
-        <w:ind w:firstLine="720"/>
-        <w:rPr>
-          <w:rFonts w:ascii="Montserrat" w:cs="Montserrat" w:eastAsia="Montserrat" w:hAnsi="Montserrat"/>
+        <w:keepNext w:val="0"/>
+        <w:keepLines w:val="0"/>
+        <w:pageBreakBefore w:val="0"/>
+        <w:widowControl w:val="1"/>
+        <w:pBdr>
+          <w:top w:space="0" w:sz="0" w:val="nil"/>
+          <w:left w:space="0" w:sz="0" w:val="nil"/>
+          <w:bottom w:space="0" w:sz="0" w:val="nil"/>
+          <w:right w:space="0" w:sz="0" w:val="nil"/>
+          <w:between w:space="0" w:sz="0" w:val="nil"/>
+        </w:pBdr>
+        <w:shd w:fill="auto" w:val="clear"/>
+        <w:spacing w:after="0" w:before="0" w:line="240" w:lineRule="auto"/>
+        <w:ind w:left="720" w:right="0" w:firstLine="720"/>
+        <w:jc w:val="both"/>
+        <w:rPr>
+          <w:rFonts w:ascii="Montserrat" w:cs="Montserrat" w:eastAsia="Montserrat" w:hAnsi="Montserrat"/>
+          <w:b w:val="1"/>
+          <w:i w:val="0"/>
+          <w:smallCaps w:val="0"/>
+          <w:strike w:val="0"/>
+          <w:color w:val="000000"/>
           <w:sz w:val="26"/>
           <w:szCs w:val="26"/>
-        </w:rPr>
-      </w:pPr>
-      <w:r>
-        <w:rPr>
-          <w:rFonts w:ascii="Montserrat" w:cs="Montserrat" w:eastAsia="Montserrat" w:hAnsi="Montserrat"/>
+          <w:u w:val="none"/>
+          <w:shd w:fill="auto" w:val="clear"/>
+          <w:vertAlign w:val="baseline"/>
+        </w:rPr>
+      </w:pPr>
+      <w:r>
+        <w:rPr>
+          <w:rFonts w:ascii="Montserrat" w:cs="Montserrat" w:eastAsia="Montserrat" w:hAnsi="Montserrat"/>
+          <w:b w:val="1"/>
+          <w:i w:val="0"/>
+          <w:smallCaps w:val="0"/>
+          <w:strike w:val="0"/>
+          <w:color w:val="000000"/>
           <w:sz w:val="26"/>
           <w:szCs w:val="26"/>
+          <w:u w:val="none"/>
+          <w:shd w:fill="auto" w:val="clear"/>
+          <w:vertAlign w:val="baseline"/>
           <w:rtl w:val="0"/>
         </w:rPr>
         <w:t xml:space="preserve">Ordonnancement et durée des phases</w:t>
@@ -811,34 +940,85 @@
     </w:p>
     <w:p>
       <w:pPr>
-        <w:pStyle w:val="Heading4"/>
-        <w:rPr>
-          <w:rFonts w:ascii="Montserrat" w:cs="Montserrat" w:eastAsia="Montserrat" w:hAnsi="Montserrat"/>
-          <w:sz w:val="14"/>
-          <w:szCs w:val="14"/>
-        </w:rPr>
-      </w:pPr>
-      <w:r>
-        <w:rPr>
-          <w:rtl w:val="0"/>
-        </w:rPr>
-      </w:r>
-    </w:p>
-    <w:p>
-      <w:pPr>
-        <w:pStyle w:val="Heading4"/>
-        <w:rPr>
-          <w:rFonts w:ascii="Montserrat" w:cs="Montserrat" w:eastAsia="Montserrat" w:hAnsi="Montserrat"/>
+        <w:keepNext w:val="0"/>
+        <w:keepLines w:val="0"/>
+        <w:pageBreakBefore w:val="0"/>
+        <w:widowControl w:val="1"/>
+        <w:pBdr>
+          <w:top w:space="0" w:sz="0" w:val="nil"/>
+          <w:left w:space="0" w:sz="0" w:val="nil"/>
+          <w:bottom w:space="0" w:sz="0" w:val="nil"/>
+          <w:right w:space="0" w:sz="0" w:val="nil"/>
+          <w:between w:space="0" w:sz="0" w:val="nil"/>
+        </w:pBdr>
+        <w:shd w:fill="auto" w:val="clear"/>
+        <w:spacing w:after="0" w:before="0" w:line="240" w:lineRule="auto"/>
+        <w:ind w:left="0" w:right="0" w:firstLine="0"/>
+        <w:jc w:val="both"/>
+        <w:rPr>
+          <w:rFonts w:ascii="Montserrat" w:cs="Montserrat" w:eastAsia="Montserrat" w:hAnsi="Montserrat"/>
+          <w:b w:val="0"/>
+          <w:i w:val="0"/>
+          <w:smallCaps w:val="0"/>
+          <w:strike w:val="0"/>
+          <w:color w:val="000000"/>
+          <w:sz w:val="14"/>
+          <w:szCs w:val="14"/>
+          <w:u w:val="single"/>
+          <w:shd w:fill="auto" w:val="clear"/>
+          <w:vertAlign w:val="baseline"/>
+        </w:rPr>
+      </w:pPr>
+      <w:r>
+        <w:rPr>
+          <w:rtl w:val="0"/>
+        </w:rPr>
+      </w:r>
+    </w:p>
+    <w:p>
+      <w:pPr>
+        <w:keepNext w:val="0"/>
+        <w:keepLines w:val="0"/>
+        <w:pageBreakBefore w:val="0"/>
+        <w:widowControl w:val="1"/>
+        <w:pBdr>
+          <w:top w:space="0" w:sz="0" w:val="nil"/>
+          <w:left w:space="0" w:sz="0" w:val="nil"/>
+          <w:bottom w:space="0" w:sz="0" w:val="nil"/>
+          <w:right w:space="0" w:sz="0" w:val="nil"/>
+          <w:between w:space="0" w:sz="0" w:val="nil"/>
+        </w:pBdr>
+        <w:shd w:fill="auto" w:val="clear"/>
+        <w:spacing w:after="0" w:before="0" w:line="240" w:lineRule="auto"/>
+        <w:ind w:left="0" w:right="0" w:firstLine="0"/>
+        <w:jc w:val="both"/>
+        <w:rPr>
+          <w:rFonts w:ascii="Montserrat" w:cs="Montserrat" w:eastAsia="Montserrat" w:hAnsi="Montserrat"/>
+          <w:b w:val="0"/>
+          <w:i w:val="0"/>
+          <w:smallCaps w:val="0"/>
+          <w:strike w:val="0"/>
+          <w:color w:val="000000"/>
           <w:sz w:val="14"/>
           <w:szCs w:val="14"/>
           <w:highlight w:val="darkCyan"/>
-        </w:rPr>
-      </w:pPr>
-      <w:r>
-        <w:rPr>
-          <w:rFonts w:ascii="Montserrat" w:cs="Montserrat" w:eastAsia="Montserrat" w:hAnsi="Montserrat"/>
-          <w:sz w:val="14"/>
-          <w:szCs w:val="14"/>
+          <w:u w:val="single"/>
+          <w:vertAlign w:val="baseline"/>
+        </w:rPr>
+      </w:pPr>
+      <w:r>
+        <w:rPr>
+          <w:rFonts w:ascii="Montserrat" w:cs="Montserrat" w:eastAsia="Montserrat" w:hAnsi="Montserrat"/>
+          <w:b w:val="0"/>
+          <w:i w:val="0"/>
+          <w:smallCaps w:val="0"/>
+          <w:strike w:val="0"/>
+          <w:color w:val="000000"/>
+          <w:sz w:val="14"/>
+          <w:szCs w:val="14"/>
+          <w:u w:val="single"/>
+          <w:shd w:fill="auto" w:val="clear"/>
+          <w:vertAlign w:val="baseline"/>
           <w:rtl w:val="0"/>
         </w:rPr>
         <w:t xml:space="preserve">Phase 1 : [Nom Phase 1]</w:t>
@@ -964,19 +1144,48 @@
     </w:p>
     <w:p>
       <w:pPr>
-        <w:pStyle w:val="Heading3"/>
-        <w:ind w:firstLine="720"/>
-        <w:rPr>
-          <w:rFonts w:ascii="Montserrat" w:cs="Montserrat" w:eastAsia="Montserrat" w:hAnsi="Montserrat"/>
+        <w:keepNext w:val="0"/>
+        <w:keepLines w:val="0"/>
+        <w:pageBreakBefore w:val="0"/>
+        <w:widowControl w:val="1"/>
+        <w:pBdr>
+          <w:top w:space="0" w:sz="0" w:val="nil"/>
+          <w:left w:space="0" w:sz="0" w:val="nil"/>
+          <w:bottom w:space="0" w:sz="0" w:val="nil"/>
+          <w:right w:space="0" w:sz="0" w:val="nil"/>
+          <w:between w:space="0" w:sz="0" w:val="nil"/>
+        </w:pBdr>
+        <w:shd w:fill="auto" w:val="clear"/>
+        <w:spacing w:after="0" w:before="0" w:line="240" w:lineRule="auto"/>
+        <w:ind w:left="720" w:right="0" w:firstLine="720"/>
+        <w:jc w:val="both"/>
+        <w:rPr>
+          <w:rFonts w:ascii="Montserrat" w:cs="Montserrat" w:eastAsia="Montserrat" w:hAnsi="Montserrat"/>
+          <w:b w:val="1"/>
+          <w:i w:val="0"/>
+          <w:smallCaps w:val="0"/>
+          <w:strike w:val="0"/>
+          <w:color w:val="000000"/>
           <w:sz w:val="26"/>
           <w:szCs w:val="26"/>
-        </w:rPr>
-      </w:pPr>
-      <w:r>
-        <w:rPr>
-          <w:rFonts w:ascii="Montserrat" w:cs="Montserrat" w:eastAsia="Montserrat" w:hAnsi="Montserrat"/>
+          <w:u w:val="none"/>
+          <w:shd w:fill="auto" w:val="clear"/>
+          <w:vertAlign w:val="baseline"/>
+        </w:rPr>
+      </w:pPr>
+      <w:r>
+        <w:rPr>
+          <w:rFonts w:ascii="Montserrat" w:cs="Montserrat" w:eastAsia="Montserrat" w:hAnsi="Montserrat"/>
+          <w:b w:val="1"/>
+          <w:i w:val="0"/>
+          <w:smallCaps w:val="0"/>
+          <w:strike w:val="0"/>
+          <w:color w:val="000000"/>
           <w:sz w:val="26"/>
           <w:szCs w:val="26"/>
+          <w:u w:val="none"/>
+          <w:shd w:fill="auto" w:val="clear"/>
+          <w:vertAlign w:val="baseline"/>
           <w:rtl w:val="0"/>
         </w:rPr>
         <w:t xml:space="preserve">Points de contrôle et validations client</w:t>
@@ -1067,6 +1276,11 @@
         </w:rPr>
         <w:t xml:space="preserve">Point de contrôle 1</w:t>
       </w:r>
+      <w:r>
+        <w:rPr>
+          <w:rtl w:val="0"/>
+        </w:rPr>
+      </w:r>
     </w:p>
     <w:p>
       <w:pPr>
@@ -1199,23 +1413,52 @@
     </w:p>
     <w:p>
       <w:pPr>
-        <w:pStyle w:val="Heading1"/>
+        <w:keepNext w:val="1"/>
+        <w:keepLines w:val="0"/>
+        <w:pageBreakBefore w:val="0"/>
+        <w:widowControl w:val="1"/>
         <w:numPr>
           <w:ilvl w:val="0"/>
           <w:numId w:val="2"/>
         </w:numPr>
-        <w:ind w:left="432" w:hanging="360"/>
-        <w:rPr>
-          <w:rFonts w:ascii="Montserrat" w:cs="Montserrat" w:eastAsia="Montserrat" w:hAnsi="Montserrat"/>
+        <w:pBdr>
+          <w:top w:space="0" w:sz="0" w:val="nil"/>
+          <w:left w:space="0" w:sz="0" w:val="nil"/>
+          <w:bottom w:color="bfbfbf" w:space="1" w:sz="8" w:val="single"/>
+          <w:right w:space="0" w:sz="0" w:val="nil"/>
+          <w:between w:space="0" w:sz="0" w:val="nil"/>
+        </w:pBdr>
+        <w:shd w:fill="auto" w:val="clear"/>
+        <w:spacing w:after="240" w:before="0" w:line="276" w:lineRule="auto"/>
+        <w:ind w:left="432" w:right="0" w:hanging="360"/>
+        <w:jc w:val="both"/>
+        <w:rPr>
+          <w:rFonts w:ascii="Montserrat" w:cs="Montserrat" w:eastAsia="Montserrat" w:hAnsi="Montserrat"/>
+          <w:b w:val="1"/>
+          <w:i w:val="0"/>
+          <w:smallCaps w:val="0"/>
+          <w:strike w:val="0"/>
+          <w:color w:val="365f91"/>
           <w:sz w:val="22"/>
           <w:szCs w:val="22"/>
-        </w:rPr>
-      </w:pPr>
-      <w:r>
-        <w:rPr>
-          <w:rFonts w:ascii="Montserrat" w:cs="Montserrat" w:eastAsia="Montserrat" w:hAnsi="Montserrat"/>
+          <w:u w:val="none"/>
+          <w:shd w:fill="auto" w:val="clear"/>
+          <w:vertAlign w:val="baseline"/>
+        </w:rPr>
+      </w:pPr>
+      <w:r>
+        <w:rPr>
+          <w:rFonts w:ascii="Montserrat" w:cs="Montserrat" w:eastAsia="Montserrat" w:hAnsi="Montserrat"/>
+          <w:b w:val="1"/>
+          <w:i w:val="0"/>
+          <w:smallCaps w:val="0"/>
+          <w:strike w:val="0"/>
+          <w:color w:val="365f91"/>
           <w:sz w:val="22"/>
           <w:szCs w:val="22"/>
+          <w:u w:val="none"/>
+          <w:shd w:fill="auto" w:val="clear"/>
+          <w:vertAlign w:val="baseline"/>
           <w:rtl w:val="0"/>
         </w:rPr>
         <w:t xml:space="preserve">Planning, Budget, et conditions de paiement</w:t>
@@ -1223,19 +1466,48 @@
     </w:p>
     <w:p>
       <w:pPr>
-        <w:pStyle w:val="Heading3"/>
-        <w:ind w:firstLine="720"/>
-        <w:rPr>
-          <w:rFonts w:ascii="Montserrat" w:cs="Montserrat" w:eastAsia="Montserrat" w:hAnsi="Montserrat"/>
+        <w:keepNext w:val="0"/>
+        <w:keepLines w:val="0"/>
+        <w:pageBreakBefore w:val="0"/>
+        <w:widowControl w:val="1"/>
+        <w:pBdr>
+          <w:top w:space="0" w:sz="0" w:val="nil"/>
+          <w:left w:space="0" w:sz="0" w:val="nil"/>
+          <w:bottom w:space="0" w:sz="0" w:val="nil"/>
+          <w:right w:space="0" w:sz="0" w:val="nil"/>
+          <w:between w:space="0" w:sz="0" w:val="nil"/>
+        </w:pBdr>
+        <w:shd w:fill="auto" w:val="clear"/>
+        <w:spacing w:after="0" w:before="0" w:line="240" w:lineRule="auto"/>
+        <w:ind w:left="720" w:right="0" w:firstLine="720"/>
+        <w:jc w:val="both"/>
+        <w:rPr>
+          <w:rFonts w:ascii="Montserrat" w:cs="Montserrat" w:eastAsia="Montserrat" w:hAnsi="Montserrat"/>
+          <w:b w:val="1"/>
+          <w:i w:val="0"/>
+          <w:smallCaps w:val="0"/>
+          <w:strike w:val="0"/>
+          <w:color w:val="000000"/>
           <w:sz w:val="26"/>
           <w:szCs w:val="26"/>
-        </w:rPr>
-      </w:pPr>
-      <w:r>
-        <w:rPr>
-          <w:rFonts w:ascii="Montserrat" w:cs="Montserrat" w:eastAsia="Montserrat" w:hAnsi="Montserrat"/>
+          <w:u w:val="none"/>
+          <w:shd w:fill="auto" w:val="clear"/>
+          <w:vertAlign w:val="baseline"/>
+        </w:rPr>
+      </w:pPr>
+      <w:r>
+        <w:rPr>
+          <w:rFonts w:ascii="Montserrat" w:cs="Montserrat" w:eastAsia="Montserrat" w:hAnsi="Montserrat"/>
+          <w:b w:val="1"/>
+          <w:i w:val="0"/>
+          <w:smallCaps w:val="0"/>
+          <w:strike w:val="0"/>
+          <w:color w:val="000000"/>
           <w:sz w:val="26"/>
           <w:szCs w:val="26"/>
+          <w:u w:val="none"/>
+          <w:shd w:fill="auto" w:val="clear"/>
+          <w:vertAlign w:val="baseline"/>
           <w:rtl w:val="0"/>
         </w:rPr>
         <w:t xml:space="preserve">Planning</w:t>
@@ -1260,7 +1532,7 @@
           <wp:inline distB="0" distT="0" distL="0" distR="0">
             <wp:extent cx="5743575" cy="2295525"/>
             <wp:effectExtent b="0" l="0" r="0" t="0"/>
-            <wp:docPr id="5" name="image1.png"/>
+            <wp:docPr id="8" name="image1.png"/>
             <a:graphic>
               <a:graphicData uri="http://schemas.openxmlformats.org/drawingml/2006/picture">
                 <pic:pic>
@@ -1481,12 +1753,33 @@
     </w:p>
     <w:p>
       <w:pPr>
-        <w:pStyle w:val="Heading3"/>
-        <w:ind w:firstLine="720"/>
-        <w:rPr>
-          <w:rFonts w:ascii="Montserrat" w:cs="Montserrat" w:eastAsia="Montserrat" w:hAnsi="Montserrat"/>
+        <w:keepNext w:val="0"/>
+        <w:keepLines w:val="0"/>
+        <w:pageBreakBefore w:val="0"/>
+        <w:widowControl w:val="1"/>
+        <w:pBdr>
+          <w:top w:space="0" w:sz="0" w:val="nil"/>
+          <w:left w:space="0" w:sz="0" w:val="nil"/>
+          <w:bottom w:space="0" w:sz="0" w:val="nil"/>
+          <w:right w:space="0" w:sz="0" w:val="nil"/>
+          <w:between w:space="0" w:sz="0" w:val="nil"/>
+        </w:pBdr>
+        <w:shd w:fill="auto" w:val="clear"/>
+        <w:spacing w:after="0" w:before="0" w:line="240" w:lineRule="auto"/>
+        <w:ind w:left="720" w:right="0" w:firstLine="720"/>
+        <w:jc w:val="both"/>
+        <w:rPr>
+          <w:rFonts w:ascii="Montserrat" w:cs="Montserrat" w:eastAsia="Montserrat" w:hAnsi="Montserrat"/>
+          <w:b w:val="1"/>
+          <w:i w:val="0"/>
+          <w:smallCaps w:val="0"/>
+          <w:strike w:val="0"/>
+          <w:color w:val="000000"/>
           <w:sz w:val="26"/>
           <w:szCs w:val="26"/>
+          <w:u w:val="none"/>
+          <w:shd w:fill="auto" w:val="clear"/>
+          <w:vertAlign w:val="baseline"/>
         </w:rPr>
       </w:pPr>
       <w:bookmarkStart w:colFirst="0" w:colLast="0" w:name="_heading=h.2et92p0" w:id="2"/>
@@ -1494,8 +1787,16 @@
       <w:r>
         <w:rPr>
           <w:rFonts w:ascii="Montserrat" w:cs="Montserrat" w:eastAsia="Montserrat" w:hAnsi="Montserrat"/>
+          <w:b w:val="1"/>
+          <w:i w:val="0"/>
+          <w:smallCaps w:val="0"/>
+          <w:strike w:val="0"/>
+          <w:color w:val="000000"/>
           <w:sz w:val="26"/>
           <w:szCs w:val="26"/>
+          <w:u w:val="none"/>
+          <w:shd w:fill="auto" w:val="clear"/>
+          <w:vertAlign w:val="baseline"/>
           <w:rtl w:val="0"/>
         </w:rPr>
         <w:t xml:space="preserve">Budget</w:t>
@@ -1728,7 +2029,7 @@
                 <w:szCs w:val="20"/>
                 <w:rtl w:val="0"/>
               </w:rPr>
-              <w:t xml:space="preserve">{%for groupe in etude.groupes %} Phase {{loop.index}} : {{ groupe.titre }}</w:t>
+              <w:t xml:space="preserve">{% for groupe in etude.currentGroupes.groupe_set.iterator() | sort(attribute=’index’) %} Phase {{loop.index}} : {{ groupe.title }}</w:t>
             </w:r>
           </w:p>
         </w:tc>
@@ -1762,12 +2063,16 @@
             <w:r>
               <w:rPr>
                 <w:rFonts w:ascii="Montserrat" w:cs="Montserrat" w:eastAsia="Montserrat" w:hAnsi="Montserrat"/>
-                <w:color w:val="000000"/>
-                <w:sz w:val="20"/>
-                <w:szCs w:val="20"/>
-                <w:rtl w:val="0"/>
-              </w:rPr>
-              <w:t xml:space="preserve">{%for phase in groupe.phases %}{{ phase.titre }}</w:t>
+                <w:sz w:val="20"/>
+                <w:szCs w:val="20"/>
+                <w:rtl w:val="0"/>
+              </w:rPr>
+              <w:t xml:space="preserve">{%for phase in groupe.phase_set.iterator() | sort(attribute=’index’) %}{{ phase.title }}</w:t>
+            </w:r>
+            <w:r>
+              <w:rPr>
+                <w:rtl w:val="0"/>
+              </w:rPr>
             </w:r>
           </w:p>
         </w:tc>
@@ -1787,7 +2092,6 @@
               <w:jc w:val="center"/>
               <w:rPr>
                 <w:rFonts w:ascii="Montserrat" w:cs="Montserrat" w:eastAsia="Montserrat" w:hAnsi="Montserrat"/>
-                <w:color w:val="000000"/>
                 <w:sz w:val="20"/>
                 <w:szCs w:val="20"/>
               </w:rPr>
@@ -1795,12 +2099,11 @@
             <w:r>
               <w:rPr>
                 <w:rFonts w:ascii="Montserrat" w:cs="Montserrat" w:eastAsia="Montserrat" w:hAnsi="Montserrat"/>
-                <w:color w:val="000000"/>
-                <w:sz w:val="20"/>
-                <w:szCs w:val="20"/>
-                <w:rtl w:val="0"/>
-              </w:rPr>
-              <w:t xml:space="preserve">{{ phase.nbrJEH }}{%set nombreJEH = nombreJEH + phase.nbrJEH %}</w:t>
+                <w:sz w:val="20"/>
+                <w:szCs w:val="20"/>
+                <w:rtl w:val="0"/>
+              </w:rPr>
+              <w:t xml:space="preserve">{{ phase.nbJEH }}</w:t>
             </w:r>
           </w:p>
         </w:tc>
@@ -1833,7 +2136,45 @@
                 <w:szCs w:val="20"/>
                 <w:rtl w:val="0"/>
               </w:rPr>
-              <w:t xml:space="preserve">{{ phase.prixJEH | money }}</w:t>
+              <w:t xml:space="preserve">{{ phase.pri</w:t>
+            </w:r>
+            <w:r>
+              <w:rPr>
+                <w:rFonts w:ascii="Montserrat" w:cs="Montserrat" w:eastAsia="Montserrat" w:hAnsi="Montserrat"/>
+                <w:sz w:val="20"/>
+                <w:szCs w:val="20"/>
+                <w:rtl w:val="0"/>
+              </w:rPr>
+              <w:t xml:space="preserve">ce</w:t>
+            </w:r>
+            <w:r>
+              <w:rPr>
+                <w:rFonts w:ascii="Montserrat" w:cs="Montserrat" w:eastAsia="Montserrat" w:hAnsi="Montserrat"/>
+                <w:color w:val="000000"/>
+                <w:sz w:val="20"/>
+                <w:szCs w:val="20"/>
+                <w:rtl w:val="0"/>
+              </w:rPr>
+              <w:t xml:space="preserve">JE</w:t>
+            </w:r>
+            <w:r>
+              <w:rPr>
+                <w:rFonts w:ascii="Montserrat" w:cs="Montserrat" w:eastAsia="Montserrat" w:hAnsi="Montserrat"/>
+                <w:sz w:val="20"/>
+                <w:szCs w:val="20"/>
+                <w:rtl w:val="0"/>
+              </w:rPr>
+              <w:t xml:space="preserve">H</w:t>
+            </w:r>
+            <w:r>
+              <w:rPr>
+                <w:rFonts w:ascii="Montserrat" w:cs="Montserrat" w:eastAsia="Montserrat" w:hAnsi="Montserrat"/>
+                <w:color w:val="000000"/>
+                <w:sz w:val="20"/>
+                <w:szCs w:val="20"/>
+                <w:rtl w:val="0"/>
+              </w:rPr>
+              <w:t xml:space="preserve">}}</w:t>
             </w:r>
           </w:p>
         </w:tc>
@@ -1853,7 +2194,6 @@
               <w:jc w:val="center"/>
               <w:rPr>
                 <w:rFonts w:ascii="Montserrat" w:cs="Montserrat" w:eastAsia="Montserrat" w:hAnsi="Montserrat"/>
-                <w:color w:val="000000"/>
                 <w:sz w:val="20"/>
                 <w:szCs w:val="20"/>
               </w:rPr>
@@ -1861,12 +2201,11 @@
             <w:r>
               <w:rPr>
                 <w:rFonts w:ascii="Montserrat" w:cs="Montserrat" w:eastAsia="Montserrat" w:hAnsi="Montserrat"/>
-                <w:color w:val="000000"/>
-                <w:sz w:val="20"/>
-                <w:szCs w:val="20"/>
-                <w:rtl w:val="0"/>
-              </w:rPr>
-              <w:t xml:space="preserve">{{ phase.montantHT | money }}{%set prixGroupe = prixGroupe + phase.montantHT %}</w:t>
+                <w:sz w:val="20"/>
+                <w:szCs w:val="20"/>
+                <w:rtl w:val="0"/>
+              </w:rPr>
+              <w:t xml:space="preserve">{{ phase.totalPrice }}</w:t>
             </w:r>
           </w:p>
         </w:tc>
@@ -1901,12 +2240,11 @@
               <w:rPr>
                 <w:rFonts w:ascii="Montserrat" w:cs="Montserrat" w:eastAsia="Montserrat" w:hAnsi="Montserrat"/>
                 <w:b w:val="1"/>
-                <w:color w:val="000000"/>
-                <w:sz w:val="20"/>
-                <w:szCs w:val="20"/>
-                <w:rtl w:val="0"/>
-              </w:rPr>
-              <w:t xml:space="preserve">{%if loop.last %}Total phase {{loop.parent.loop.index}}</w:t>
+                <w:sz w:val="20"/>
+                <w:szCs w:val="20"/>
+                <w:rtl w:val="0"/>
+              </w:rPr>
+              <w:t xml:space="preserve">{%if loop.last %}Total phase {{loop.index}}</w:t>
             </w:r>
             <w:r>
               <w:rPr>
@@ -1940,12 +2278,11 @@
               <w:rPr>
                 <w:rFonts w:ascii="Montserrat" w:cs="Montserrat" w:eastAsia="Montserrat" w:hAnsi="Montserrat"/>
                 <w:b w:val="1"/>
-                <w:color w:val="000000"/>
-                <w:sz w:val="20"/>
-                <w:szCs w:val="20"/>
-                <w:rtl w:val="0"/>
-              </w:rPr>
-              <w:t xml:space="preserve">{{ nombreJEH }}</w:t>
+                <w:sz w:val="20"/>
+                <w:szCs w:val="20"/>
+                <w:rtl w:val="0"/>
+              </w:rPr>
+              <w:t xml:space="preserve">{{ groupe.nbJEH }}</w:t>
             </w:r>
             <w:r>
               <w:rPr>
@@ -2009,22 +2346,16 @@
               <w:rPr>
                 <w:rFonts w:ascii="Montserrat" w:cs="Montserrat" w:eastAsia="Montserrat" w:hAnsi="Montserrat"/>
                 <w:b w:val="1"/>
-                <w:color w:val="000000"/>
-                <w:sz w:val="20"/>
-                <w:szCs w:val="20"/>
-                <w:rtl w:val="0"/>
-              </w:rPr>
-              <w:t xml:space="preserve">{{ prixGroupe | money }} {% endif %}</w:t>
-            </w:r>
-            <w:r>
-              <w:rPr>
-                <w:rFonts w:ascii="Montserrat" w:cs="Montserrat" w:eastAsia="Montserrat" w:hAnsi="Montserrat"/>
-                <w:color w:val="000000"/>
-                <w:sz w:val="20"/>
-                <w:szCs w:val="20"/>
-                <w:rtl w:val="0"/>
-              </w:rPr>
-              <w:t xml:space="preserve">{%endfor%}</w:t>
+                <w:sz w:val="20"/>
+                <w:szCs w:val="20"/>
+                <w:rtl w:val="0"/>
+              </w:rPr>
+              <w:t xml:space="preserve">{{ groupe.totalPrice }} {% endif %}{%endfor%}</w:t>
+            </w:r>
+            <w:r>
+              <w:rPr>
+                <w:rtl w:val="0"/>
+              </w:rPr>
             </w:r>
           </w:p>
         </w:tc>
@@ -2072,6 +2403,20 @@
         </w:tc>
       </w:tr>
     </w:tbl>
+    <w:p>
+      <w:pPr>
+        <w:rPr>
+          <w:rFonts w:ascii="Montserrat" w:cs="Montserrat" w:eastAsia="Montserrat" w:hAnsi="Montserrat"/>
+          <w:sz w:val="22"/>
+          <w:szCs w:val="22"/>
+        </w:rPr>
+      </w:pPr>
+      <w:r>
+        <w:rPr>
+          <w:rtl w:val="0"/>
+        </w:rPr>
+      </w:r>
+    </w:p>
     <w:p>
       <w:pPr>
         <w:rPr>
@@ -2267,7 +2612,7 @@
                 <w:szCs w:val="20"/>
                 <w:rtl w:val="0"/>
               </w:rPr>
-              <w:t xml:space="preserve">{{etude.MontantJEHHT | money}}</w:t>
+              <w:t xml:space="preserve">{{etude.totalPrice}}</w:t>
             </w:r>
             <w:r>
               <w:rPr>
@@ -2371,12 +2716,22 @@
               <w:rPr>
                 <w:rFonts w:ascii="Montserrat" w:cs="Montserrat" w:eastAsia="Montserrat" w:hAnsi="Montserrat"/>
                 <w:b w:val="1"/>
+                <w:sz w:val="20"/>
+                <w:szCs w:val="20"/>
+                <w:rtl w:val="0"/>
+              </w:rPr>
+              <w:t xml:space="preserve">{{ etude.application_fees }}</w:t>
+            </w:r>
+            <w:r>
+              <w:rPr>
+                <w:rFonts w:ascii="Montserrat" w:cs="Montserrat" w:eastAsia="Montserrat" w:hAnsi="Montserrat"/>
+                <w:b w:val="1"/>
                 <w:color w:val="000000"/>
                 <w:sz w:val="20"/>
                 <w:szCs w:val="20"/>
                 <w:rtl w:val="0"/>
               </w:rPr>
-              <w:t xml:space="preserve">{{ etude.fraisDossier | money }} € HT</w:t>
+              <w:t xml:space="preserve"> € HT</w:t>
             </w:r>
             <w:r>
               <w:rPr>
@@ -2417,12 +2772,21 @@
             <w:r>
               <w:rPr>
                 <w:rFonts w:ascii="Montserrat" w:cs="Montserrat" w:eastAsia="Montserrat" w:hAnsi="Montserrat"/>
+                <w:sz w:val="20"/>
+                <w:szCs w:val="20"/>
+                <w:rtl w:val="0"/>
+              </w:rPr>
+              <w:t xml:space="preserve">{{ etude.application_fees | nbrToLetters() }}</w:t>
+            </w:r>
+            <w:r>
+              <w:rPr>
+                <w:rFonts w:ascii="Montserrat" w:cs="Montserrat" w:eastAsia="Montserrat" w:hAnsi="Montserrat"/>
                 <w:color w:val="000000"/>
                 <w:sz w:val="20"/>
                 <w:szCs w:val="20"/>
                 <w:rtl w:val="0"/>
               </w:rPr>
-              <w:t xml:space="preserve">{{ etude.fraisDossier | nbrToLetters(1) }} HT</w:t>
+              <w:t xml:space="preserve"> HT</w:t>
             </w:r>
           </w:p>
         </w:tc>
@@ -2506,7 +2870,7 @@
                 <w:szCs w:val="20"/>
                 <w:rtl w:val="0"/>
               </w:rPr>
-              <w:t xml:space="preserve">{{ etude.montantHT | money }} € HT</w:t>
+              <w:t xml:space="preserve">{{ etude.totalPrice + etude.application_fees }} € HT</w:t>
             </w:r>
           </w:p>
         </w:tc>
@@ -2549,7 +2913,7 @@
                 <w:szCs w:val="20"/>
                 <w:rtl w:val="0"/>
               </w:rPr>
-              <w:t xml:space="preserve">{{ etude.montantHT | nbrToLetters(1) }} HT</w:t>
+              <w:t xml:space="preserve">{{ (etude.totalPrice + etude.application_fees) | nbrToLetters() }} HT</w:t>
             </w:r>
             <w:r>
               <w:rPr>
@@ -2596,7 +2960,7 @@
                 <w:szCs w:val="20"/>
                 <w:rtl w:val="0"/>
               </w:rPr>
-              <w:t xml:space="preserve">TVA ({{ 100 * param('tva') }} %)</w:t>
+              <w:t xml:space="preserve">TVA ({{ 100 * param('global_tva') }} %)</w:t>
             </w:r>
           </w:p>
         </w:tc>
@@ -2628,12 +2992,16 @@
               <w:rPr>
                 <w:rFonts w:ascii="Montserrat" w:cs="Montserrat" w:eastAsia="Montserrat" w:hAnsi="Montserrat"/>
                 <w:b w:val="1"/>
-                <w:color w:val="000000"/>
-                <w:sz w:val="20"/>
-                <w:szCs w:val="20"/>
-                <w:rtl w:val="0"/>
-              </w:rPr>
-              <w:t xml:space="preserve">{{ (etude.montantHT * param('tva')) | money }} €</w:t>
+                <w:sz w:val="20"/>
+                <w:szCs w:val="20"/>
+                <w:rtl w:val="0"/>
+              </w:rPr>
+              <w:t xml:space="preserve">{{ etude.totalTaxes }} €</w:t>
+            </w:r>
+            <w:r>
+              <w:rPr>
+                <w:rtl w:val="0"/>
+              </w:rPr>
             </w:r>
           </w:p>
         </w:tc>
@@ -2661,7 +3029,7 @@
               <w:rPr>
                 <w:rFonts w:ascii="Montserrat" w:cs="Montserrat" w:eastAsia="Montserrat" w:hAnsi="Montserrat"/>
                 <w:b w:val="1"/>
-                <w:color w:val="000000"/>
+                <w:color w:val="ffffff"/>
                 <w:sz w:val="20"/>
                 <w:szCs w:val="20"/>
               </w:rPr>
@@ -2676,11 +3044,6 @@
                 <w:rtl w:val="0"/>
               </w:rPr>
               <w:t xml:space="preserve">Total T.T.C.</w:t>
-            </w:r>
-            <w:r>
-              <w:rPr>
-                <w:rtl w:val="0"/>
-              </w:rPr>
             </w:r>
           </w:p>
         </w:tc>
@@ -2703,22 +3066,11 @@
               <w:rPr>
                 <w:rFonts w:ascii="Montserrat" w:cs="Montserrat" w:eastAsia="Montserrat" w:hAnsi="Montserrat"/>
                 <w:b w:val="1"/>
-                <w:color w:val="000000"/>
+                <w:color w:val="ffffff"/>
                 <w:sz w:val="20"/>
                 <w:szCs w:val="20"/>
               </w:rPr>
             </w:pPr>
-            <w:r>
-              <w:rPr>
-                <w:rFonts w:ascii="Montserrat" w:cs="Montserrat" w:eastAsia="Montserrat" w:hAnsi="Montserrat"/>
-                <w:b w:val="1"/>
-                <w:color w:val="000000"/>
-                <w:sz w:val="20"/>
-                <w:szCs w:val="20"/>
-                <w:rtl w:val="0"/>
-              </w:rPr>
-              <w:t xml:space="preserve">{{ (etude.montantHT * (1 + param('tva'))) | money }}</w:t>
-            </w:r>
             <w:r>
               <w:rPr>
                 <w:rFonts w:ascii="Montserrat" w:cs="Montserrat" w:eastAsia="Montserrat" w:hAnsi="Montserrat"/>
@@ -2728,12 +3080,7 @@
                 <w:szCs w:val="20"/>
                 <w:rtl w:val="0"/>
               </w:rPr>
-              <w:t xml:space="preserve">€ TTC</w:t>
-            </w:r>
-            <w:r>
-              <w:rPr>
-                <w:rtl w:val="0"/>
-              </w:rPr>
+              <w:t xml:space="preserve">{{ etude.totalPriceTaxes }}€ TTC</w:t>
             </w:r>
           </w:p>
         </w:tc>
@@ -2763,7 +3110,7 @@
               <w:rPr>
                 <w:rFonts w:ascii="Montserrat" w:cs="Montserrat" w:eastAsia="Montserrat" w:hAnsi="Montserrat"/>
                 <w:b w:val="1"/>
-                <w:color w:val="000000"/>
+                <w:color w:val="ffffff"/>
                 <w:sz w:val="20"/>
                 <w:szCs w:val="20"/>
               </w:rPr>
@@ -2772,12 +3119,12 @@
               <w:rPr>
                 <w:rFonts w:ascii="Montserrat" w:cs="Montserrat" w:eastAsia="Montserrat" w:hAnsi="Montserrat"/>
                 <w:b w:val="1"/>
-                <w:color w:val="000000"/>
-                <w:sz w:val="20"/>
-                <w:szCs w:val="20"/>
-                <w:rtl w:val="0"/>
-              </w:rPr>
-              <w:t xml:space="preserve">{{ (etude.montantHT * (1 + param('tva'))) | nbrToLetters(1) }} TTC</w:t>
+                <w:color w:val="ffffff"/>
+                <w:sz w:val="20"/>
+                <w:szCs w:val="20"/>
+                <w:rtl w:val="0"/>
+              </w:rPr>
+              <w:t xml:space="preserve">{{ etude.totalPriceTaxes | nbrToLetters() }} TTC</w:t>
             </w:r>
           </w:p>
         </w:tc>
@@ -2895,7 +3242,7 @@
                 <w:szCs w:val="20"/>
                 <w:rtl w:val="0"/>
               </w:rPr>
-              <w:t xml:space="preserve">TVA ({{ 100 * param('tva') }}%)</w:t>
+              <w:t xml:space="preserve">TVA ({{ 100 * param('global_tva') }}%)</w:t>
             </w:r>
           </w:p>
           <w:p>
@@ -2943,7 +3290,7 @@
                 <w:szCs w:val="20"/>
                 <w:rtl w:val="0"/>
               </w:rPr>
-              <w:t xml:space="preserve">{{  (etude.montantHT * param('tva')) | money }} €</w:t>
+              <w:t xml:space="preserve">{{  etude.totalTaxes }} €</w:t>
             </w:r>
           </w:p>
         </w:tc>
@@ -3045,7 +3392,7 @@
                 <w:szCs w:val="20"/>
                 <w:rtl w:val="0"/>
               </w:rPr>
-              <w:t xml:space="preserve">{{ (etude.montantHT * (1 + param('tva'))) | money }}€</w:t>
+              <w:t xml:space="preserve">{{ etude.totalPriceTaxes }}€</w:t>
             </w:r>
             <w:r>
               <w:rPr>
@@ -3174,7 +3521,7 @@
                 <w:szCs w:val="18"/>
                 <w:rtl w:val="0"/>
               </w:rPr>
-              <w:t xml:space="preserve">{{ (0.3 * (etude.montantHT * (1 + param('tva')))) | money }} € {% else %}{% endif %}</w:t>
+              <w:t xml:space="preserve">{{ etude.ce.depositAmount * etude.totalPriceTaxes / 100 }} € {% else %}{% endif %}</w:t>
             </w:r>
           </w:p>
           <w:p>
@@ -3302,23 +3649,52 @@
     </w:p>
     <w:p>
       <w:pPr>
-        <w:pStyle w:val="Heading1"/>
+        <w:keepNext w:val="1"/>
+        <w:keepLines w:val="0"/>
+        <w:pageBreakBefore w:val="0"/>
+        <w:widowControl w:val="1"/>
         <w:numPr>
           <w:ilvl w:val="0"/>
           <w:numId w:val="2"/>
         </w:numPr>
-        <w:ind w:left="432" w:hanging="360"/>
-        <w:rPr>
-          <w:rFonts w:ascii="Montserrat" w:cs="Montserrat" w:eastAsia="Montserrat" w:hAnsi="Montserrat"/>
+        <w:pBdr>
+          <w:top w:space="0" w:sz="0" w:val="nil"/>
+          <w:left w:space="0" w:sz="0" w:val="nil"/>
+          <w:bottom w:color="bfbfbf" w:space="1" w:sz="8" w:val="single"/>
+          <w:right w:space="0" w:sz="0" w:val="nil"/>
+          <w:between w:space="0" w:sz="0" w:val="nil"/>
+        </w:pBdr>
+        <w:shd w:fill="auto" w:val="clear"/>
+        <w:spacing w:after="240" w:before="0" w:line="276" w:lineRule="auto"/>
+        <w:ind w:left="432" w:right="0" w:hanging="360"/>
+        <w:jc w:val="both"/>
+        <w:rPr>
+          <w:rFonts w:ascii="Montserrat" w:cs="Montserrat" w:eastAsia="Montserrat" w:hAnsi="Montserrat"/>
+          <w:b w:val="1"/>
+          <w:i w:val="0"/>
+          <w:smallCaps w:val="0"/>
+          <w:strike w:val="0"/>
+          <w:color w:val="365f91"/>
           <w:sz w:val="22"/>
           <w:szCs w:val="22"/>
-        </w:rPr>
-      </w:pPr>
-      <w:r>
-        <w:rPr>
-          <w:rFonts w:ascii="Montserrat" w:cs="Montserrat" w:eastAsia="Montserrat" w:hAnsi="Montserrat"/>
+          <w:u w:val="none"/>
+          <w:shd w:fill="auto" w:val="clear"/>
+          <w:vertAlign w:val="baseline"/>
+        </w:rPr>
+      </w:pPr>
+      <w:r>
+        <w:rPr>
+          <w:rFonts w:ascii="Montserrat" w:cs="Montserrat" w:eastAsia="Montserrat" w:hAnsi="Montserrat"/>
+          <w:b w:val="1"/>
+          <w:i w:val="0"/>
+          <w:smallCaps w:val="0"/>
+          <w:strike w:val="0"/>
+          <w:color w:val="365f91"/>
           <w:sz w:val="22"/>
           <w:szCs w:val="22"/>
+          <w:u w:val="none"/>
+          <w:shd w:fill="auto" w:val="clear"/>
+          <w:vertAlign w:val="baseline"/>
           <w:rtl w:val="0"/>
         </w:rPr>
         <w:t xml:space="preserve">Signatures</w:t>
@@ -3359,7 +3735,7 @@
           <w:szCs w:val="18"/>
           <w:rtl w:val="0"/>
         </w:rPr>
-        <w:t xml:space="preserve"> pages, fait à Rennes, en deux exemplaires, le {{ "now" | date('d/m/Y') }}</w:t>
+        <w:t xml:space="preserve"> pages, fait à Rennes, en deux exemplaires, le {{ dateShort }}</w:t>
       </w:r>
     </w:p>
     <w:p>
@@ -3432,7 +3808,7 @@
                 <w:szCs w:val="18"/>
                 <w:rtl w:val="0"/>
               </w:rPr>
-              <w:t xml:space="preserve">Pour {{etude.prospect.nom}},</w:t>
+              <w:t xml:space="preserve">Pour {{etude.prospect.name}},</w:t>
             </w:r>
           </w:p>
           <w:p>
@@ -3452,7 +3828,7 @@
                 <w:szCs w:val="18"/>
                 <w:rtl w:val="0"/>
               </w:rPr>
-              <w:t xml:space="preserve">{{etude.ce.signataire2.nomFormel}}</w:t>
+              <w:t xml:space="preserve">{{etude.ce.signer2}}</w:t>
             </w:r>
           </w:p>
           <w:p>
@@ -3470,7 +3846,7 @@
                 <w:szCs w:val="18"/>
                 <w:rtl w:val="0"/>
               </w:rPr>
-              <w:t xml:space="preserve">{{etude.ce.signataire2.poste}},</w:t>
+              <w:t xml:space="preserve">{{etude.ce.signer2.poste}},</w:t>
             </w:r>
           </w:p>
         </w:tc>
@@ -3518,7 +3894,7 @@
                 <w:szCs w:val="18"/>
                 <w:rtl w:val="0"/>
               </w:rPr>
-              <w:t xml:space="preserve">{{etude.ce.signataire1.nomFormel}}</w:t>
+              <w:t xml:space="preserve">{{etude.ce.signer1}}</w:t>
             </w:r>
           </w:p>
           <w:p>
@@ -3536,7 +3912,7 @@
                 <w:szCs w:val="18"/>
                 <w:rtl w:val="0"/>
               </w:rPr>
-              <w:t xml:space="preserve">{{etude.ce.signataire1.poste}},</w:t>
+              <w:t xml:space="preserve">{{etude.ce.signer1.poste}},</w:t>
             </w:r>
           </w:p>
         </w:tc>
@@ -3637,10 +4013,18 @@
         <w:color w:val="000000"/>
         <w:sz w:val="16"/>
         <w:szCs w:val="16"/>
-        <w:highlight w:val="yellow"/>
         <w:rtl w:val="0"/>
       </w:rPr>
-      <w:t xml:space="preserve">BC_21XXX</w:t>
+      <w:t xml:space="preserve">BC_</w:t>
+    </w:r>
+    <w:r>
+      <w:rPr>
+        <w:rFonts w:ascii="Arial" w:cs="Arial" w:eastAsia="Arial" w:hAnsi="Arial"/>
+        <w:sz w:val="16"/>
+        <w:szCs w:val="16"/>
+        <w:rtl w:val="0"/>
+      </w:rPr>
+      <w:t xml:space="preserve">{{ etude.number }}</w:t>
     </w:r>
     <w:r>
       <w:rPr>
@@ -3775,18 +4159,16 @@
         <w:szCs w:val="16"/>
         <w:rtl w:val="0"/>
       </w:rPr>
-      <w:t xml:space="preserve">Réf : </w:t>
+      <w:t xml:space="preserve">Réf : BC_</w:t>
     </w:r>
     <w:r>
       <w:rPr>
         <w:rFonts w:ascii="Arial" w:cs="Arial" w:eastAsia="Arial" w:hAnsi="Arial"/>
-        <w:color w:val="000000"/>
         <w:sz w:val="16"/>
         <w:szCs w:val="16"/>
-        <w:highlight w:val="yellow"/>
         <w:rtl w:val="0"/>
       </w:rPr>
-      <w:t xml:space="preserve">BC_21XXX</w:t>
+      <w:t xml:space="preserve">{{ etude.number }}</w:t>
     </w:r>
     <w:r>
       <w:rPr>
@@ -3886,7 +4268,7 @@
         <wp:inline distB="0" distT="0" distL="0" distR="0">
           <wp:extent cx="3049270" cy="439420"/>
           <wp:effectExtent b="0" l="0" r="0" t="0"/>
-          <wp:docPr id="7" name="image2.png"/>
+          <wp:docPr id="10" name="image2.png"/>
           <a:graphic>
             <a:graphicData uri="http://schemas.openxmlformats.org/drawingml/2006/picture">
               <pic:pic>
@@ -3943,7 +4325,7 @@
         <wp:inline distB="0" distT="0" distL="0" distR="0">
           <wp:extent cx="3049270" cy="439420"/>
           <wp:effectExtent b="0" l="0" r="0" t="0"/>
-          <wp:docPr id="6" name="image2.png"/>
+          <wp:docPr id="9" name="image2.png"/>
           <a:graphic>
             <a:graphicData uri="http://schemas.openxmlformats.org/drawingml/2006/picture">
               <pic:pic>
@@ -4208,6 +4590,119 @@
       </w:pPr>
     </w:pPrDefault>
   </w:docDefaults>
+  <w:style w:type="paragraph" w:styleId="Normal" w:default="1">
+    <w:name w:val="normal"/>
+  </w:style>
+  <w:style w:type="table" w:styleId="TableNormal" w:default="1">
+    <w:name w:val="Table Normal"/>
+  </w:style>
+  <w:style w:type="paragraph" w:styleId="Heading1">
+    <w:name w:val="heading 1"/>
+    <w:basedOn w:val="Normal"/>
+    <w:next w:val="Normal"/>
+    <w:pPr>
+      <w:keepNext w:val="1"/>
+      <w:pBdr>
+        <w:bottom w:color="bfbfbf" w:space="1" w:sz="8" w:val="single"/>
+      </w:pBdr>
+      <w:spacing w:after="240" w:line="276" w:lineRule="auto"/>
+      <w:ind w:left="360" w:hanging="360"/>
+    </w:pPr>
+    <w:rPr>
+      <w:rFonts w:ascii="Verdana" w:cs="Verdana" w:eastAsia="Verdana" w:hAnsi="Verdana"/>
+      <w:b w:val="1"/>
+      <w:color w:val="365f91"/>
+      <w:sz w:val="28"/>
+      <w:szCs w:val="28"/>
+    </w:rPr>
+  </w:style>
+  <w:style w:type="paragraph" w:styleId="Heading2">
+    <w:name w:val="heading 2"/>
+    <w:basedOn w:val="Normal"/>
+    <w:next w:val="Normal"/>
+    <w:pPr>
+      <w:keepNext w:val="1"/>
+      <w:pBdr>
+        <w:bottom w:color="bfbfbf" w:space="1" w:sz="8" w:val="single"/>
+      </w:pBdr>
+      <w:spacing w:after="240" w:line="276" w:lineRule="auto"/>
+      <w:ind w:left="-288"/>
+    </w:pPr>
+    <w:rPr>
+      <w:rFonts w:ascii="Verdana" w:cs="Verdana" w:eastAsia="Verdana" w:hAnsi="Verdana"/>
+      <w:b w:val="1"/>
+      <w:color w:val="365f91"/>
+      <w:sz w:val="22"/>
+      <w:szCs w:val="22"/>
+    </w:rPr>
+  </w:style>
+  <w:style w:type="paragraph" w:styleId="Heading3">
+    <w:name w:val="heading 3"/>
+    <w:basedOn w:val="Normal"/>
+    <w:next w:val="Normal"/>
+    <w:pPr>
+      <w:ind w:left="720"/>
+    </w:pPr>
+    <w:rPr>
+      <w:b w:val="1"/>
+      <w:sz w:val="32"/>
+      <w:szCs w:val="32"/>
+    </w:rPr>
+  </w:style>
+  <w:style w:type="paragraph" w:styleId="Heading4">
+    <w:name w:val="heading 4"/>
+    <w:basedOn w:val="Normal"/>
+    <w:next w:val="Normal"/>
+    <w:pPr/>
+    <w:rPr>
+      <w:rFonts w:ascii="DIN-Rg" w:cs="DIN-Rg" w:eastAsia="DIN-Rg" w:hAnsi="DIN-Rg"/>
+      <w:sz w:val="20"/>
+      <w:szCs w:val="20"/>
+      <w:u w:val="single"/>
+    </w:rPr>
+  </w:style>
+  <w:style w:type="paragraph" w:styleId="Heading5">
+    <w:name w:val="heading 5"/>
+    <w:basedOn w:val="Normal"/>
+    <w:next w:val="Normal"/>
+    <w:pPr>
+      <w:keepNext w:val="1"/>
+    </w:pPr>
+    <w:rPr>
+      <w:rFonts w:ascii="Garamond" w:cs="Garamond" w:eastAsia="Garamond" w:hAnsi="Garamond"/>
+      <w:i w:val="1"/>
+    </w:rPr>
+  </w:style>
+  <w:style w:type="paragraph" w:styleId="Heading6">
+    <w:name w:val="heading 6"/>
+    <w:basedOn w:val="Normal"/>
+    <w:next w:val="Normal"/>
+    <w:pPr>
+      <w:keepNext w:val="1"/>
+      <w:keepLines w:val="1"/>
+      <w:spacing w:after="40" w:before="200" w:lineRule="auto"/>
+    </w:pPr>
+    <w:rPr>
+      <w:b w:val="1"/>
+      <w:sz w:val="20"/>
+      <w:szCs w:val="20"/>
+    </w:rPr>
+  </w:style>
+  <w:style w:type="paragraph" w:styleId="Title">
+    <w:name w:val="Title"/>
+    <w:basedOn w:val="Normal"/>
+    <w:next w:val="Normal"/>
+    <w:pPr>
+      <w:keepNext w:val="1"/>
+      <w:keepLines w:val="1"/>
+      <w:spacing w:after="120" w:before="480" w:lineRule="auto"/>
+    </w:pPr>
+    <w:rPr>
+      <w:b w:val="1"/>
+      <w:sz w:val="72"/>
+      <w:szCs w:val="72"/>
+    </w:rPr>
+  </w:style>
   <w:style w:type="paragraph" w:styleId="Normal" w:default="1">
     <w:name w:val="normal"/>
   </w:style>
@@ -4693,6 +5188,75 @@
       </w:tblCellMar>
     </w:tblPr>
   </w:style>
+  <w:style w:type="paragraph" w:styleId="Subtitle">
+    <w:name w:val="Subtitle"/>
+    <w:basedOn w:val="Normal"/>
+    <w:next w:val="Normal"/>
+    <w:pPr>
+      <w:keepNext w:val="1"/>
+      <w:keepLines w:val="1"/>
+      <w:spacing w:after="80" w:before="360" w:lineRule="auto"/>
+    </w:pPr>
+    <w:rPr>
+      <w:rFonts w:ascii="Georgia" w:cs="Georgia" w:eastAsia="Georgia" w:hAnsi="Georgia"/>
+      <w:i w:val="1"/>
+      <w:color w:val="666666"/>
+      <w:sz w:val="48"/>
+      <w:szCs w:val="48"/>
+    </w:rPr>
+  </w:style>
+  <w:style w:type="table" w:styleId="Table1">
+    <w:basedOn w:val="TableNormal"/>
+    <w:tblPr>
+      <w:tblStyleRowBandSize w:val="1"/>
+      <w:tblStyleColBandSize w:val="1"/>
+      <w:tblCellMar>
+        <w:top w:w="0.0" w:type="dxa"/>
+        <w:left w:w="115.0" w:type="dxa"/>
+        <w:bottom w:w="0.0" w:type="dxa"/>
+        <w:right w:w="115.0" w:type="dxa"/>
+      </w:tblCellMar>
+    </w:tblPr>
+  </w:style>
+  <w:style w:type="table" w:styleId="Table2">
+    <w:basedOn w:val="TableNormal"/>
+    <w:tblPr>
+      <w:tblStyleRowBandSize w:val="1"/>
+      <w:tblStyleColBandSize w:val="1"/>
+      <w:tblCellMar>
+        <w:top w:w="0.0" w:type="dxa"/>
+        <w:left w:w="115.0" w:type="dxa"/>
+        <w:bottom w:w="0.0" w:type="dxa"/>
+        <w:right w:w="115.0" w:type="dxa"/>
+      </w:tblCellMar>
+    </w:tblPr>
+  </w:style>
+  <w:style w:type="table" w:styleId="Table3">
+    <w:basedOn w:val="TableNormal"/>
+    <w:tblPr>
+      <w:tblStyleRowBandSize w:val="1"/>
+      <w:tblStyleColBandSize w:val="1"/>
+      <w:tblCellMar>
+        <w:top w:w="0.0" w:type="dxa"/>
+        <w:left w:w="115.0" w:type="dxa"/>
+        <w:bottom w:w="0.0" w:type="dxa"/>
+        <w:right w:w="115.0" w:type="dxa"/>
+      </w:tblCellMar>
+    </w:tblPr>
+  </w:style>
+  <w:style w:type="table" w:styleId="Table4">
+    <w:basedOn w:val="TableNormal"/>
+    <w:tblPr>
+      <w:tblStyleRowBandSize w:val="1"/>
+      <w:tblStyleColBandSize w:val="1"/>
+      <w:tblCellMar>
+        <w:top w:w="0.0" w:type="dxa"/>
+        <w:left w:w="115.0" w:type="dxa"/>
+        <w:bottom w:w="0.0" w:type="dxa"/>
+        <w:right w:w="115.0" w:type="dxa"/>
+      </w:tblCellMar>
+    </w:tblPr>
+  </w:style>
 </w:styles>
 </file>
 
@@ -5018,7 +5582,7 @@
 
 <file path=customXML/item1.xml><?xml version="1.0" encoding="utf-8"?>
 <go:gDocsCustomXmlDataStorage xmlns:go="http://customooxmlschemas.google.com/" xmlns:r="http://schemas.openxmlformats.org/officeDocument/2006/relationships">
-  <go:docsCustomData xmlns:go="http://customooxmlschemas.google.com/" roundtripDataSignature="AMtx7mioi2joKraoKdNTCwotNB6snsQ4bA==">AMUW2mVX4F9zU9lme952MwJ8k6rO1f8Ju3MkjyIlB+XNwc1WZZDYGu6nZ3PkrWFyuS3umLZEFW9k65nRqplqHsKWVweEz/5GYQ3bBntCleluw//1Q+y0PrfBXrvHQLcl9GrAX1B3UNrtvvZKOt5KkuJbRAj06VsvIw==</go:docsCustomData>
+  <go:docsCustomData xmlns:go="http://customooxmlschemas.google.com/" roundtripDataSignature="AMtx7mhi6lPIeFWKAPOo+pDojQBrDviQYg==">AMUW2mVnth4vi3A0PfkJ6e8ZF7SpScncl6MJqrKrozZXYNkCle5EodMy3SrY9AT9jpf0B6DJMOBu8q/IhBDPbcOQybjkWcU2OksLZQ3/Cq8YiHFC2tITedMIIvvUj5hmOYbhi5kwHmSllA24EES+2Tlu27NfFT1iFQ==</go:docsCustomData>
 </go:gDocsCustomXmlDataStorage>
 </file>
 

--- a/flower_backend/doctypes/BC.docx
+++ b/flower_backend/doctypes/BC.docx
@@ -460,7 +460,31 @@
         <w:rPr>
           <w:rtl w:val="0"/>
         </w:rPr>
-        <w:t xml:space="preserve">représentée par {% if etude.docEtude.signer2.gender%}sa{%else%}son{%endif%} {{ etude.docEtude.signer2.position }} {% if etude.docEtude.signer2.gender%}Mme{%else%}M. {%endif%} {{ etude.docEtude.signer2.firstname }} {{ etude.docEtude.signer2.lastname }}</w:t>
+        <w:t xml:space="preserve">repr</w:t>
+      </w:r>
+      <w:sdt>
+        <w:sdtPr>
+          <w:tag w:val="goog_rdk_0"/>
+        </w:sdtPr>
+        <w:sdtContent>
+          <w:commentRangeStart w:id="0"/>
+        </w:sdtContent>
+      </w:sdt>
+      <w:r>
+        <w:rPr>
+          <w:rtl w:val="0"/>
+        </w:rPr>
+        <w:t xml:space="preserve">ésenté</w:t>
+      </w:r>
+      <w:commentRangeEnd w:id="0"/>
+      <w:r>
+        <w:commentReference w:id="0"/>
+      </w:r>
+      <w:r>
+        <w:rPr>
+          <w:rtl w:val="0"/>
+        </w:rPr>
+        <w:t xml:space="preserve">e par {% if etude.docEtude.signer2.gender%}sa{%else%}son{%endif%} {{ etude.docEtude.signer2.position }} {% if etude.docEtude.signer2.gender%}Mme{%else%}M. {%endif%} {{ etude.docEtude.signer2.firstname }} {{ etude.docEtude.signer2.lastname }}</w:t>
       </w:r>
     </w:p>
     <w:p>
@@ -511,7 +535,18 @@
           <w:szCs w:val="20"/>
           <w:rtl w:val="0"/>
         </w:rPr>
-        <w:t xml:space="preserve">D'autre part,</w:t>
+        <w:t xml:space="preserve">D'autre part</w:t>
+      </w:r>
+      <w:r>
+        <w:rPr>
+          <w:rtl w:val="0"/>
+        </w:rPr>
+        <w:t xml:space="preserve">.</w:t>
+      </w:r>
+      <w:r>
+        <w:rPr>
+          <w:rtl w:val="0"/>
+        </w:rPr>
       </w:r>
     </w:p>
     <w:p>
@@ -624,10 +659,10 @@
       <w:bookmarkEnd w:id="2"/>
       <w:sdt>
         <w:sdtPr>
-          <w:tag w:val="goog_rdk_0"/>
+          <w:tag w:val="goog_rdk_1"/>
         </w:sdtPr>
         <w:sdtContent>
-          <w:commentRangeStart w:id="0"/>
+          <w:commentRangeStart w:id="1"/>
         </w:sdtContent>
       </w:sdt>
       <w:r>
@@ -637,9 +672,9 @@
         </w:rPr>
         <w:t xml:space="preserve">Cahier des charges</w:t>
       </w:r>
-      <w:commentRangeEnd w:id="0"/>
-      <w:r>
-        <w:commentReference w:id="0"/>
+      <w:commentRangeEnd w:id="1"/>
+      <w:r>
+        <w:commentReference w:id="1"/>
       </w:r>
       <w:r>
         <w:rPr>
@@ -747,90 +782,6 @@
       <w:bookmarkEnd w:id="4"/>
       <w:sdt>
         <w:sdtPr>
-          <w:tag w:val="goog_rdk_1"/>
-        </w:sdtPr>
-        <w:sdtContent>
-          <w:commentRangeStart w:id="1"/>
-        </w:sdtContent>
-      </w:sdt>
-      <w:r>
-        <w:rPr>
-          <w:vertAlign w:val="baseline"/>
-          <w:rtl w:val="0"/>
-        </w:rPr>
-        <w:t xml:space="preserve">Ordonnancement et durée des phases</w:t>
-      </w:r>
-      <w:commentRangeEnd w:id="1"/>
-      <w:r>
-        <w:commentReference w:id="1"/>
-      </w:r>
-      <w:r>
-        <w:rPr>
-          <w:rtl w:val="0"/>
-        </w:rPr>
-      </w:r>
-    </w:p>
-    <w:p>
-      <w:pPr>
-        <w:pStyle w:val="Heading3"/>
-        <w:ind w:left="0" w:firstLine="0"/>
-        <w:rPr>
-          <w:b w:val="0"/>
-          <w:sz w:val="28"/>
-          <w:szCs w:val="28"/>
-        </w:rPr>
-      </w:pPr>
-      <w:bookmarkStart w:colFirst="0" w:colLast="0" w:name="_heading=h.k5zdezlkqrrr" w:id="5"/>
-      <w:bookmarkEnd w:id="5"/>
-      <w:r>
-        <w:rPr>
-          <w:b w:val="0"/>
-          <w:sz w:val="28"/>
-          <w:szCs w:val="28"/>
-          <w:rtl w:val="0"/>
-        </w:rPr>
-        <w:t xml:space="preserve">{%for groupe in etude.currentGroupes.groupe_set.iterator() | sort(attribute=’index’) %}{%for phase in groupe.phase_set.values() | sort(attribute=’index’) %}</w:t>
-      </w:r>
-    </w:p>
-    <w:p>
-      <w:pPr>
-        <w:pStyle w:val="Heading3"/>
-        <w:ind w:left="0" w:firstLine="720"/>
-        <w:rPr>
-          <w:b w:val="0"/>
-          <w:sz w:val="28"/>
-          <w:szCs w:val="28"/>
-        </w:rPr>
-      </w:pPr>
-      <w:bookmarkStart w:colFirst="0" w:colLast="0" w:name="_heading=h.css0r0xowr1l" w:id="6"/>
-      <w:bookmarkEnd w:id="6"/>
-      <w:r>
-        <w:rPr>
-          <w:sz w:val="28"/>
-          <w:szCs w:val="28"/>
-          <w:rtl w:val="0"/>
-        </w:rPr>
-        <w:t xml:space="preserve">Phase {{phase.index}}: </w:t>
-      </w:r>
-      <w:r>
-        <w:rPr>
-          <w:b w:val="0"/>
-          <w:sz w:val="28"/>
-          <w:szCs w:val="28"/>
-          <w:rtl w:val="0"/>
-        </w:rPr>
-        <w:t xml:space="preserve">{{phase.title}} </w:t>
-      </w:r>
-      <w:r>
-        <w:rPr>
-          <w:sz w:val="28"/>
-          <w:szCs w:val="28"/>
-          <w:rtl w:val="0"/>
-        </w:rPr>
-        <w:t xml:space="preserve">({{phase.nbJEH}}</w:t>
-      </w:r>
-      <w:sdt>
-        <w:sdtPr>
           <w:tag w:val="goog_rdk_2"/>
         </w:sdtPr>
         <w:sdtContent>
@@ -839,15 +790,99 @@
       </w:sdt>
       <w:r>
         <w:rPr>
+          <w:vertAlign w:val="baseline"/>
+          <w:rtl w:val="0"/>
+        </w:rPr>
+        <w:t xml:space="preserve">Ordonnancement et durée des phases</w:t>
+      </w:r>
+      <w:commentRangeEnd w:id="2"/>
+      <w:r>
+        <w:commentReference w:id="2"/>
+      </w:r>
+      <w:r>
+        <w:rPr>
+          <w:rtl w:val="0"/>
+        </w:rPr>
+      </w:r>
+    </w:p>
+    <w:p>
+      <w:pPr>
+        <w:pStyle w:val="Heading3"/>
+        <w:ind w:left="0" w:firstLine="0"/>
+        <w:rPr>
+          <w:b w:val="0"/>
           <w:sz w:val="28"/>
           <w:szCs w:val="28"/>
+        </w:rPr>
+      </w:pPr>
+      <w:bookmarkStart w:colFirst="0" w:colLast="0" w:name="_heading=h.k5zdezlkqrrr" w:id="5"/>
+      <w:bookmarkEnd w:id="5"/>
+      <w:r>
+        <w:rPr>
+          <w:b w:val="0"/>
+          <w:sz w:val="28"/>
+          <w:szCs w:val="28"/>
+          <w:rtl w:val="0"/>
+        </w:rPr>
+        <w:t xml:space="preserve">{% for phase in etude.phasesEtude.all() %}</w:t>
+      </w:r>
+    </w:p>
+    <w:p>
+      <w:pPr>
+        <w:pStyle w:val="Heading3"/>
+        <w:ind w:left="0" w:firstLine="720"/>
+        <w:rPr>
+          <w:b w:val="0"/>
+          <w:sz w:val="28"/>
+          <w:szCs w:val="28"/>
+        </w:rPr>
+      </w:pPr>
+      <w:bookmarkStart w:colFirst="0" w:colLast="0" w:name="_heading=h.css0r0xowr1l" w:id="6"/>
+      <w:bookmarkEnd w:id="6"/>
+      <w:r>
+        <w:rPr>
+          <w:sz w:val="28"/>
+          <w:szCs w:val="28"/>
+          <w:rtl w:val="0"/>
+        </w:rPr>
+        <w:t xml:space="preserve">Phase {{phase.index}}: </w:t>
+      </w:r>
+      <w:r>
+        <w:rPr>
+          <w:b w:val="0"/>
+          <w:sz w:val="28"/>
+          <w:szCs w:val="28"/>
+          <w:rtl w:val="0"/>
+        </w:rPr>
+        <w:t xml:space="preserve">{{phase.title}} </w:t>
+      </w:r>
+      <w:r>
+        <w:rPr>
+          <w:sz w:val="28"/>
+          <w:szCs w:val="28"/>
+          <w:rtl w:val="0"/>
+        </w:rPr>
+        <w:t xml:space="preserve">({{phase.nbJEH}}</w:t>
+      </w:r>
+      <w:sdt>
+        <w:sdtPr>
+          <w:tag w:val="goog_rdk_3"/>
+        </w:sdtPr>
+        <w:sdtContent>
+          <w:commentRangeStart w:id="3"/>
+        </w:sdtContent>
+      </w:sdt>
+      <w:r>
+        <w:rPr>
+          <w:sz w:val="28"/>
+          <w:szCs w:val="28"/>
           <w:rtl w:val="0"/>
         </w:rPr>
         <w:t xml:space="preserve"> </w:t>
       </w:r>
-      <w:commentRangeEnd w:id="2"/>
-      <w:r>
-        <w:commentReference w:id="2"/>
+      <w:commentRangeEnd w:id="3"/>
+      <w:r>
+        <w:commentReference w:id="3"/>
       </w:r>
       <w:r>
         <w:rPr>
@@ -1029,7 +1064,7 @@
         <w:rPr>
           <w:rtl w:val="0"/>
         </w:rPr>
-        <w:t xml:space="preserve">{%endfor%}{%endfor%}</w:t>
+        <w:t xml:space="preserve">{%endfor%}</w:t>
       </w:r>
       <w:r>
         <w:rPr>
@@ -1218,32 +1253,74 @@
     </w:p>
     <w:p>
       <w:pPr>
-        <w:keepNext w:val="0"/>
-        <w:keepLines w:val="0"/>
-        <w:pageBreakBefore w:val="0"/>
-        <w:widowControl w:val="1"/>
-        <w:pBdr>
-          <w:top w:space="0" w:sz="0" w:val="nil"/>
-          <w:left w:space="0" w:sz="0" w:val="nil"/>
-          <w:bottom w:space="0" w:sz="0" w:val="nil"/>
-          <w:right w:space="0" w:sz="0" w:val="nil"/>
-          <w:between w:space="0" w:sz="0" w:val="nil"/>
-        </w:pBdr>
-        <w:shd w:fill="auto" w:val="clear"/>
-        <w:spacing w:after="0" w:before="0" w:line="240" w:lineRule="auto"/>
-        <w:ind w:left="0" w:right="0" w:firstLine="0"/>
-        <w:jc w:val="both"/>
-        <w:rPr>
-          <w:rFonts w:ascii="Montserrat" w:cs="Montserrat" w:eastAsia="Montserrat" w:hAnsi="Montserrat"/>
-          <w:b w:val="1"/>
-          <w:sz w:val="14"/>
-          <w:szCs w:val="14"/>
-        </w:rPr>
-      </w:pPr>
-      <w:r>
-        <w:rPr>
-          <w:rtl w:val="0"/>
-        </w:rPr>
+        <w:ind w:left="720" w:firstLine="0"/>
+        <w:rPr/>
+      </w:pPr>
+      <w:r>
+        <w:rPr>
+          <w:rtl w:val="0"/>
+        </w:rPr>
+      </w:r>
+    </w:p>
+    <w:p>
+      <w:pPr>
+        <w:ind w:left="720" w:firstLine="0"/>
+        <w:rPr/>
+      </w:pPr>
+      <w:r>
+        <w:rPr>
+          <w:rtl w:val="0"/>
+        </w:rPr>
+      </w:r>
+    </w:p>
+    <w:p>
+      <w:pPr>
+        <w:ind w:left="0" w:firstLine="0"/>
+        <w:rPr/>
+      </w:pPr>
+      <w:r>
+        <w:rPr>
+          <w:rtl w:val="0"/>
+        </w:rPr>
+      </w:r>
+    </w:p>
+    <w:p>
+      <w:pPr>
+        <w:ind w:left="720" w:firstLine="0"/>
+        <w:rPr/>
+      </w:pPr>
+      <w:r>
+        <w:rPr>
+          <w:rtl w:val="0"/>
+        </w:rPr>
+      </w:r>
+    </w:p>
+    <w:p>
+      <w:pPr>
+        <w:pStyle w:val="Heading2"/>
+        <w:ind w:hanging="283.46456692913375"/>
+        <w:rPr/>
+      </w:pPr>
+      <w:bookmarkStart w:colFirst="0" w:colLast="0" w:name="_heading=h.5bhtavqg9jc1" w:id="9"/>
+      <w:bookmarkEnd w:id="9"/>
+      <w:r>
+        <w:rPr>
+          <w:rtl w:val="0"/>
+        </w:rPr>
+        <w:t xml:space="preserve">Synthèse des livrables</w:t>
+      </w:r>
+    </w:p>
+    <w:p>
+      <w:pPr>
+        <w:spacing w:after="160" w:line="259" w:lineRule="auto"/>
+        <w:ind w:firstLine="720"/>
+        <w:rPr/>
+      </w:pPr>
+      <w:r>
+        <w:rPr>
+          <w:rtl w:val="0"/>
+        </w:rPr>
+        <w:t xml:space="preserve">{{ etude.docEtude.deliverable }}</w:t>
       </w:r>
     </w:p>
     <w:p>
@@ -1261,8 +1338,8 @@
         <w:ind w:left="432" w:hanging="360"/>
         <w:rPr/>
       </w:pPr>
-      <w:bookmarkStart w:colFirst="0" w:colLast="0" w:name="_heading=h.9bji348dce6i" w:id="9"/>
-      <w:bookmarkEnd w:id="9"/>
+      <w:bookmarkStart w:colFirst="0" w:colLast="0" w:name="_heading=h.9bji348dce6i" w:id="10"/>
+      <w:bookmarkEnd w:id="10"/>
       <w:r>
         <w:rPr>
           <w:vertAlign w:val="baseline"/>
@@ -1282,8 +1359,8 @@
         <w:ind w:hanging="288"/>
         <w:rPr/>
       </w:pPr>
-      <w:bookmarkStart w:colFirst="0" w:colLast="0" w:name="_heading=h.svlhnpvqefk7" w:id="10"/>
-      <w:bookmarkEnd w:id="10"/>
+      <w:bookmarkStart w:colFirst="0" w:colLast="0" w:name="_heading=h.svlhnpvqefk7" w:id="11"/>
+      <w:bookmarkEnd w:id="11"/>
       <w:r>
         <w:rPr>
           <w:vertAlign w:val="baseline"/>
@@ -1329,8 +1406,8 @@
           <w:szCs w:val="20"/>
         </w:rPr>
       </w:pPr>
-      <w:bookmarkStart w:colFirst="0" w:colLast="0" w:name="_heading=h.c4qn79owyex7" w:id="11"/>
-      <w:bookmarkEnd w:id="11"/>
+      <w:bookmarkStart w:colFirst="0" w:colLast="0" w:name="_heading=h.c4qn79owyex7" w:id="12"/>
+      <w:bookmarkEnd w:id="12"/>
       <w:r>
         <w:rPr>
           <w:rtl w:val="0"/>
@@ -1361,64 +1438,6 @@
         </w:rPr>
         <w:t xml:space="preserve">{{semaines|int}}</w:t>
       </w:r>
-      <w:sdt>
-        <w:sdtPr>
-          <w:tag w:val="goog_rdk_3"/>
-        </w:sdtPr>
-        <w:sdtContent>
-          <w:commentRangeStart w:id="3"/>
-        </w:sdtContent>
-      </w:sdt>
-      <w:r>
-        <w:rPr>
-          <w:b w:val="1"/>
-          <w:sz w:val="24"/>
-          <w:szCs w:val="24"/>
-          <w:rtl w:val="0"/>
-        </w:rPr>
-        <w:t xml:space="preserve"> semaine</w:t>
-      </w:r>
-      <w:commentRangeEnd w:id="3"/>
-      <w:r>
-        <w:commentReference w:id="3"/>
-      </w:r>
-      <w:r>
-        <w:rPr>
-          <w:b w:val="1"/>
-          <w:sz w:val="24"/>
-          <w:szCs w:val="24"/>
-          <w:rtl w:val="0"/>
-        </w:rPr>
-        <w:t xml:space="preserve">{%if semaines&gt;1%}s{%endif%}</w:t>
-      </w:r>
-      <w:r>
-        <w:rPr>
-          <w:sz w:val="24"/>
-          <w:szCs w:val="24"/>
-          <w:rtl w:val="0"/>
-        </w:rPr>
-        <w:t xml:space="preserve"> après la signature du Bon de Commande sous réserve de la fourniture des éléments éventuellement stipulés dans le cahier des charges par le client.</w:t>
-      </w:r>
-    </w:p>
-    <w:p>
-      <w:pPr>
-        <w:rPr>
-          <w:sz w:val="24"/>
-          <w:szCs w:val="24"/>
-        </w:rPr>
-      </w:pPr>
-      <w:bookmarkStart w:colFirst="0" w:colLast="0" w:name="_heading=h.o2gn40g0acph" w:id="12"/>
-      <w:bookmarkEnd w:id="12"/>
-      <w:r>
-        <w:rPr>
-          <w:rtl w:val="0"/>
-        </w:rPr>
-      </w:r>
-    </w:p>
-    <w:p>
-      <w:pPr>
-        <w:rPr/>
-      </w:pPr>
       <w:sdt>
         <w:sdtPr>
           <w:tag w:val="goog_rdk_4"/>
@@ -1429,11 +1448,12 @@
       </w:sdt>
       <w:r>
         <w:rPr>
+          <w:b w:val="1"/>
           <w:sz w:val="24"/>
           <w:szCs w:val="24"/>
           <w:rtl w:val="0"/>
         </w:rPr>
-        <w:t xml:space="preserve">Les livra</w:t>
+        <w:t xml:space="preserve"> semaine</w:t>
       </w:r>
       <w:commentRangeEnd w:id="4"/>
       <w:r>
@@ -1441,12 +1461,80 @@
       </w:r>
       <w:r>
         <w:rPr>
+          <w:b w:val="1"/>
           <w:sz w:val="24"/>
           <w:szCs w:val="24"/>
           <w:rtl w:val="0"/>
         </w:rPr>
+        <w:t xml:space="preserve">{%if semaines&gt;1%}s{%endif%}</w:t>
+      </w:r>
+      <w:r>
+        <w:rPr>
+          <w:sz w:val="24"/>
+          <w:szCs w:val="24"/>
+          <w:rtl w:val="0"/>
+        </w:rPr>
+        <w:t xml:space="preserve"> après la signature du Bon de Commande sous réserve de la fourniture des éléments éventuellement stipulés dans le cahier des charges par le client.</w:t>
+      </w:r>
+    </w:p>
+    <w:p>
+      <w:pPr>
+        <w:rPr>
+          <w:sz w:val="24"/>
+          <w:szCs w:val="24"/>
+        </w:rPr>
+      </w:pPr>
+      <w:bookmarkStart w:colFirst="0" w:colLast="0" w:name="_heading=h.o2gn40g0acph" w:id="13"/>
+      <w:bookmarkEnd w:id="13"/>
+      <w:r>
+        <w:rPr>
+          <w:rtl w:val="0"/>
+        </w:rPr>
+      </w:r>
+    </w:p>
+    <w:p>
+      <w:pPr>
+        <w:rPr>
+          <w:sz w:val="24"/>
+          <w:szCs w:val="24"/>
+        </w:rPr>
+      </w:pPr>
+      <w:sdt>
+        <w:sdtPr>
+          <w:tag w:val="goog_rdk_5"/>
+        </w:sdtPr>
+        <w:sdtContent>
+          <w:commentRangeStart w:id="5"/>
+        </w:sdtContent>
+      </w:sdt>
+      <w:r>
+        <w:rPr>
+          <w:sz w:val="24"/>
+          <w:szCs w:val="24"/>
+          <w:rtl w:val="0"/>
+        </w:rPr>
+        <w:t xml:space="preserve">Les livra</w:t>
+      </w:r>
+      <w:commentRangeEnd w:id="5"/>
+      <w:r>
+        <w:commentReference w:id="5"/>
+      </w:r>
+      <w:r>
+        <w:rPr>
+          <w:sz w:val="24"/>
+          <w:szCs w:val="24"/>
+          <w:rtl w:val="0"/>
+        </w:rPr>
         <w:t xml:space="preserve">bles respecteront le planning prévisionnel ci-dessus sous réserve de la validation des phases préalables par le client.</w:t>
       </w:r>
+    </w:p>
+    <w:p>
+      <w:pPr>
+        <w:rPr>
+          <w:sz w:val="24"/>
+          <w:szCs w:val="24"/>
+        </w:rPr>
+      </w:pPr>
       <w:r>
         <w:rPr>
           <w:rtl w:val="0"/>
@@ -1459,8 +1547,8 @@
         <w:ind w:hanging="288"/>
         <w:rPr/>
       </w:pPr>
-      <w:bookmarkStart w:colFirst="0" w:colLast="0" w:name="_heading=h.2et92p0" w:id="13"/>
-      <w:bookmarkEnd w:id="13"/>
+      <w:bookmarkStart w:colFirst="0" w:colLast="0" w:name="_heading=h.2et92p0" w:id="14"/>
+      <w:bookmarkEnd w:id="14"/>
       <w:r>
         <w:rPr>
           <w:rtl w:val="0"/>
@@ -1477,8 +1565,8 @@
           <w:szCs w:val="22"/>
         </w:rPr>
       </w:pPr>
-      <w:bookmarkStart w:colFirst="0" w:colLast="0" w:name="_heading=h.smcti7wid0w7" w:id="14"/>
-      <w:bookmarkEnd w:id="14"/>
+      <w:bookmarkStart w:colFirst="0" w:colLast="0" w:name="_heading=h.smcti7wid0w7" w:id="15"/>
+      <w:bookmarkEnd w:id="15"/>
       <w:r>
         <w:rPr>
           <w:sz w:val="22"/>
@@ -1721,7 +1809,7 @@
                 <w:b w:val="1"/>
                 <w:rtl w:val="0"/>
               </w:rPr>
-              <w:t xml:space="preserve">{% for groupe in etude.currentGroupes.groupe_set.iterator() | sort(attribute=’index’) %}{%for phase in groupe.phase_set.iterator() | sort(attribute=’index’) %} Phase {{ loop.index }} : {{ phase.title }}</w:t>
+              <w:t xml:space="preserve">{% for phase in etude.phasesEtude.all() %}Phase {{ phase.index }} : {{ phase.title }}</w:t>
             </w:r>
           </w:p>
         </w:tc>
@@ -1872,7 +1960,7 @@
                 <w:rFonts w:ascii="Montserrat" w:cs="Montserrat" w:eastAsia="Montserrat" w:hAnsi="Montserrat"/>
                 <w:rtl w:val="0"/>
               </w:rPr>
-              <w:t xml:space="preserve">{{ phase.nbJEH*phase.priceJEH }}{%endfor%}{%endfor%}</w:t>
+              <w:t xml:space="preserve">{{ phase.nbJEH*phase.priceJEH }}{%endfor%}</w:t>
             </w:r>
           </w:p>
         </w:tc>
@@ -3130,10 +3218,10 @@
             </w:r>
             <w:sdt>
               <w:sdtPr>
-                <w:tag w:val="goog_rdk_5"/>
+                <w:tag w:val="goog_rdk_6"/>
               </w:sdtPr>
               <w:sdtContent>
-                <w:commentRangeStart w:id="5"/>
+                <w:commentRangeStart w:id="6"/>
               </w:sdtContent>
             </w:sdt>
             <w:r>
@@ -3145,9 +3233,9 @@
               </w:rPr>
               <w:t xml:space="preserve">(</w:t>
             </w:r>
-            <w:commentRangeEnd w:id="5"/>
-            <w:r>
-              <w:commentReference w:id="5"/>
+            <w:commentRangeEnd w:id="6"/>
+            <w:r>
+              <w:commentReference w:id="6"/>
             </w:r>
             <w:r>
               <w:rPr>
@@ -3263,8 +3351,8 @@
         <w:ind w:left="0" w:firstLine="0"/>
         <w:rPr/>
       </w:pPr>
-      <w:bookmarkStart w:colFirst="0" w:colLast="0" w:name="_heading=h.oi782ql8tjhi" w:id="15"/>
-      <w:bookmarkEnd w:id="15"/>
+      <w:bookmarkStart w:colFirst="0" w:colLast="0" w:name="_heading=h.oi782ql8tjhi" w:id="16"/>
+      <w:bookmarkEnd w:id="16"/>
       <w:r>
         <w:rPr>
           <w:rtl w:val="0"/>
@@ -3282,8 +3370,8 @@
           <w:szCs w:val="26"/>
         </w:rPr>
       </w:pPr>
-      <w:bookmarkStart w:colFirst="0" w:colLast="0" w:name="_heading=h.qs6cfixru1qb" w:id="16"/>
-      <w:bookmarkEnd w:id="16"/>
+      <w:bookmarkStart w:colFirst="0" w:colLast="0" w:name="_heading=h.qs6cfixru1qb" w:id="17"/>
+      <w:bookmarkEnd w:id="17"/>
       <w:r>
         <w:rPr>
           <w:rtl w:val="0"/>
@@ -4208,8 +4296,8 @@
         <w:ind w:left="0" w:firstLine="0"/>
         <w:rPr/>
       </w:pPr>
-      <w:bookmarkStart w:colFirst="0" w:colLast="0" w:name="_heading=h.v1bxlhbk4r2w" w:id="17"/>
-      <w:bookmarkEnd w:id="17"/>
+      <w:bookmarkStart w:colFirst="0" w:colLast="0" w:name="_heading=h.v1bxlhbk4r2w" w:id="18"/>
+      <w:bookmarkEnd w:id="18"/>
       <w:r>
         <w:rPr>
           <w:rtl w:val="0"/>
@@ -4480,7 +4568,7 @@
 
 <file path=word/comments.xml><?xml version="1.0" encoding="utf-8"?>
 <w:comments xmlns:mc="http://schemas.openxmlformats.org/markup-compatibility/2006" xmlns:o="urn:schemas-microsoft-com:office:office" xmlns:r="http://schemas.openxmlformats.org/officeDocument/2006/relationships" xmlns:m="http://schemas.openxmlformats.org/officeDocument/2006/math" xmlns:v="urn:schemas-microsoft-com:vml" xmlns:wp="http://schemas.openxmlformats.org/drawingml/2006/wordprocessingDrawing" xmlns:w10="urn:schemas-microsoft-com:office:word" xmlns:w="http://schemas.openxmlformats.org/wordprocessingml/2006/main" xmlns:wne="http://schemas.microsoft.com/office/word/2006/wordml" xmlns:sl="http://schemas.openxmlformats.org/schemaLibrary/2006/main" xmlns:a="http://schemas.openxmlformats.org/drawingml/2006/main" xmlns:pic="http://schemas.openxmlformats.org/drawingml/2006/picture" xmlns:c="http://schemas.openxmlformats.org/drawingml/2006/chart" xmlns:lc="http://schemas.openxmlformats.org/drawingml/2006/lockedCanvas" xmlns:dgm="http://schemas.openxmlformats.org/drawingml/2006/diagram" xmlns:wps="http://schemas.microsoft.com/office/word/2010/wordprocessingShape" xmlns:wpg="http://schemas.microsoft.com/office/word/2010/wordprocessingGroup" xmlns:w14="http://schemas.microsoft.com/office/word/2010/wordml" xmlns:w15="http://schemas.microsoft.com/office/word/2012/wordml" xmlns:w16="http://schemas.microsoft.com/office/word/2018/wordml" xmlns:w16cex="http://schemas.microsoft.com/office/word/2018/wordml/cex" xmlns:w16cid="http://schemas.microsoft.com/office/word/2016/wordml/cid" xmlns="http://schemas.microsoft.com/office/tasks/2019/documenttasks" xmlns:cr="http://schemas.microsoft.com/office/comments/2020/reactions">
-  <w:comment w:author="Maxime Even" w:id="0" w:date="2024-05-30T18:56:24Z">
+  <w:comment w:author="Maxime Even" w:id="1" w:date="2024-05-30T18:56:24Z">
     <w:p>
       <w:pPr>
         <w:keepNext w:val="0"/>
@@ -4531,7 +4619,7 @@
       </w:r>
     </w:p>
   </w:comment>
-  <w:comment w:author="Maxime Even" w:id="5" w:date="2024-05-30T19:57:33Z">
+  <w:comment w:author="Maxime Even" w:id="6" w:date="2024-05-30T19:57:33Z">
     <w:p>
       <w:pPr>
         <w:keepNext w:val="0"/>
@@ -4582,7 +4670,7 @@
       </w:r>
     </w:p>
   </w:comment>
-  <w:comment w:author="Maxime Even" w:id="3" w:date="2024-05-30T19:29:37Z">
+  <w:comment w:author="Maxime Even" w:id="4" w:date="2024-05-30T19:29:37Z">
     <w:p>
       <w:pPr>
         <w:keepNext w:val="0"/>
@@ -4633,7 +4721,7 @@
       </w:r>
     </w:p>
   </w:comment>
-  <w:comment w:author="Maxime Even" w:id="2" w:date="2024-05-31T17:03:57Z">
+  <w:comment w:author="Maxime Even" w:id="0" w:date="2025-06-13T12:53:17Z">
     <w:p>
       <w:pPr>
         <w:keepNext w:val="0"/>
@@ -4680,11 +4768,11 @@
           <w:vertAlign w:val="baseline"/>
           <w:rtl w:val="0"/>
         </w:rPr>
-        <w:t xml:space="preserve">Pour la tarification, rapprochez-vous des vieux de OuestINSA (à l'écriture de ce commentaire (31/05/2024), on sous-facture donc la tarification des anciennes études est à réajuster d'un facteur multiplicatif non-négligeable.)</w:t>
+        <w:t xml:space="preserve">rajouter le poste du signataire</w:t>
       </w:r>
     </w:p>
   </w:comment>
-  <w:comment w:author="Maxime Even" w:id="4" w:date="2024-05-30T19:32:27Z">
+  <w:comment w:author="Maxime Even" w:id="3" w:date="2024-05-31T17:03:57Z">
     <w:p>
       <w:pPr>
         <w:keepNext w:val="0"/>
@@ -4731,11 +4819,11 @@
           <w:vertAlign w:val="baseline"/>
           <w:rtl w:val="0"/>
         </w:rPr>
-        <w:t xml:space="preserve">Rappel : ne pas mettre de phase qualité, contrôle relecture, validation d’un livrable, à la finalisation de l’étude ou tout autre phase faisant référence au contrôle d’un livrable par un membre de la Junior. Pour bien différencier le statut de JE de celui d'une entreprise classique avec des salariés subordonné, nous ne pouvons pas faire cela.</w:t>
+        <w:t xml:space="preserve">Pour la tarification, rapprochez-vous des vieux de OuestINSA (à l'écriture de ce commentaire (31/05/2024), on sous-facture donc la tarification des anciennes études est à réajuster d'un facteur multiplicatif non-négligeable.)</w:t>
       </w:r>
     </w:p>
   </w:comment>
-  <w:comment w:author="Maxime Even" w:id="1" w:date="2024-05-31T17:00:31Z">
+  <w:comment w:author="Maxime Even" w:id="5" w:date="2024-05-30T19:32:27Z">
     <w:p>
       <w:pPr>
         <w:keepNext w:val="0"/>
@@ -4782,6 +4870,57 @@
           <w:vertAlign w:val="baseline"/>
           <w:rtl w:val="0"/>
         </w:rPr>
+        <w:t xml:space="preserve">Rappel : ne pas mettre de phase qualité, contrôle relecture, validation d’un livrable, à la finalisation de l’étude ou tout autre phase faisant référence au contrôle d’un livrable par un membre de la Junior. Pour bien différencier le statut de JE de celui d'une entreprise classique avec des salariés subordonné, nous ne pouvons pas faire cela.</w:t>
+      </w:r>
+    </w:p>
+  </w:comment>
+  <w:comment w:author="Maxime Even" w:id="2" w:date="2024-05-31T17:00:31Z">
+    <w:p>
+      <w:pPr>
+        <w:keepNext w:val="0"/>
+        <w:keepLines w:val="0"/>
+        <w:pageBreakBefore w:val="0"/>
+        <w:widowControl w:val="0"/>
+        <w:pBdr>
+          <w:top w:space="0" w:sz="0" w:val="nil"/>
+          <w:left w:space="0" w:sz="0" w:val="nil"/>
+          <w:bottom w:space="0" w:sz="0" w:val="nil"/>
+          <w:right w:space="0" w:sz="0" w:val="nil"/>
+          <w:between w:space="0" w:sz="0" w:val="nil"/>
+        </w:pBdr>
+        <w:shd w:fill="auto" w:val="clear"/>
+        <w:spacing w:after="0" w:before="0" w:line="240" w:lineRule="auto"/>
+        <w:ind w:left="0" w:right="0" w:firstLine="0"/>
+        <w:jc w:val="left"/>
+        <w:rPr>
+          <w:rFonts w:ascii="Arial" w:cs="Arial" w:eastAsia="Arial" w:hAnsi="Arial"/>
+          <w:b w:val="0"/>
+          <w:i w:val="0"/>
+          <w:smallCaps w:val="0"/>
+          <w:strike w:val="0"/>
+          <w:color w:val="000000"/>
+          <w:sz w:val="22"/>
+          <w:szCs w:val="22"/>
+          <w:u w:val="none"/>
+          <w:shd w:fill="auto" w:val="clear"/>
+          <w:vertAlign w:val="baseline"/>
+        </w:rPr>
+      </w:pPr>
+      <w:r>
+        <w:rPr>
+          <w:rFonts w:ascii="Arial" w:cs="Arial" w:eastAsia="Arial" w:hAnsi="Arial"/>
+          <w:b w:val="0"/>
+          <w:i w:val="0"/>
+          <w:smallCaps w:val="0"/>
+          <w:strike w:val="0"/>
+          <w:color w:val="000000"/>
+          <w:sz w:val="22"/>
+          <w:szCs w:val="22"/>
+          <w:u w:val="none"/>
+          <w:shd w:fill="auto" w:val="clear"/>
+          <w:vertAlign w:val="baseline"/>
+          <w:rtl w:val="0"/>
+        </w:rPr>
         <w:t xml:space="preserve">N'hésitez pas à échanger avec le ou les intervenants qui interviendront sur l'études pour l'écriture de l'ordonnancement et de la durée des phases</w:t>
       </w:r>
     </w:p>
@@ -4791,12 +4930,13 @@
 
 <file path=word/commentsExtended.xml><?xml version="1.0" encoding="utf-8"?>
 <w15:commentsEx xmlns:mc="http://schemas.openxmlformats.org/markup-compatibility/2006" xmlns:o="urn:schemas-microsoft-com:office:office" xmlns:r="http://schemas.openxmlformats.org/officeDocument/2006/relationships" xmlns:m="http://schemas.openxmlformats.org/officeDocument/2006/math" xmlns:v="urn:schemas-microsoft-com:vml" xmlns:wp="http://schemas.openxmlformats.org/drawingml/2006/wordprocessingDrawing" xmlns:w10="urn:schemas-microsoft-com:office:word" xmlns:w="http://schemas.openxmlformats.org/wordprocessingml/2006/main" xmlns:wne="http://schemas.microsoft.com/office/word/2006/wordml" xmlns:sl="http://schemas.openxmlformats.org/schemaLibrary/2006/main" xmlns:a="http://schemas.openxmlformats.org/drawingml/2006/main" xmlns:pic="http://schemas.openxmlformats.org/drawingml/2006/picture" xmlns:c="http://schemas.openxmlformats.org/drawingml/2006/chart" xmlns:lc="http://schemas.openxmlformats.org/drawingml/2006/lockedCanvas" xmlns:dgm="http://schemas.openxmlformats.org/drawingml/2006/diagram" xmlns:wps="http://schemas.microsoft.com/office/word/2010/wordprocessingShape" xmlns:wpg="http://schemas.microsoft.com/office/word/2010/wordprocessingGroup" xmlns:w14="http://schemas.microsoft.com/office/word/2010/wordml" xmlns:w15="http://schemas.microsoft.com/office/word/2012/wordml" xmlns:w16="http://schemas.microsoft.com/office/word/2018/wordml" xmlns:w16cex="http://schemas.microsoft.com/office/word/2018/wordml/cex" xmlns:w16cid="http://schemas.microsoft.com/office/word/2016/wordml/cid" xmlns="http://schemas.microsoft.com/office/tasks/2019/documenttasks" xmlns:cr="http://schemas.microsoft.com/office/comments/2020/reactions">
-  <w15:commentEx w15:paraId="000000AF" w15:done="0"/>
-  <w15:commentEx w15:paraId="000000B0" w15:done="0"/>
-  <w15:commentEx w15:paraId="000000B1" w15:done="0"/>
-  <w15:commentEx w15:paraId="000000B2" w15:done="0"/>
-  <w15:commentEx w15:paraId="000000B3" w15:done="0"/>
-  <w15:commentEx w15:paraId="000000B4" w15:done="0"/>
+  <w15:commentEx w15:paraId="000000B5" w15:done="0"/>
+  <w15:commentEx w15:paraId="000000B6" w15:done="0"/>
+  <w15:commentEx w15:paraId="000000B7" w15:done="0"/>
+  <w15:commentEx w15:paraId="000000B8" w15:done="0"/>
+  <w15:commentEx w15:paraId="000000B9" w15:done="0"/>
+  <w15:commentEx w15:paraId="000000BA" w15:done="0"/>
+  <w15:commentEx w15:paraId="000000BB" w15:done="0"/>
 </w15:commentsEx>
 </file>
 
@@ -4826,7 +4966,7 @@
         <w:szCs w:val="16"/>
         <w:rtl w:val="0"/>
       </w:rPr>
-      <w:t xml:space="preserve">Tous droits de reproduction réservés</w:t>
+      <w:t xml:space="preserve">Tous droits de reproduction réservés - Ouest INSA – Junior-Entreprise®</w:t>
     </w:r>
     <w:r>
       <w:rPr>
@@ -8662,7 +8802,7 @@
 
 <file path=customXML/item1.xml><?xml version="1.0" encoding="utf-8"?>
 <go:gDocsCustomXmlDataStorage xmlns:go="http://customooxmlschemas.google.com/" xmlns:r="http://schemas.openxmlformats.org/officeDocument/2006/relationships" uri="GoogleDocsCustomDataVersion2">
-  <go:docsCustomData xmlns:go="http://customooxmlschemas.google.com/" roundtripDataSignature="AMtx7mhY8V3JJfe3Tp7fHRJDXS5T241Mhw==">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</go:docsCustomData>
+  <go:docsCustomData xmlns:go="http://customooxmlschemas.google.com/" roundtripDataSignature="AMtx7mgVZ7kcHwiIJ6btuJrjScdFULpB9g==">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</go:docsCustomData>
 </go:gDocsCustomXmlDataStorage>
 </file>
 
